--- a/burocracy/second_submission/Makarov_DN_ostapiv.docx
+++ b/burocracy/second_submission/Makarov_DN_ostapiv.docx
@@ -109,23 +109,13 @@
           <w:szCs w:val="24"/>
         </w:rPr>
       </w:pPr>
-      <w:proofErr w:type="spellStart"/>
-      <w:r>
-        <w:rPr>
-          <w:rFonts w:ascii="Times New Roman" w:hAnsi="Times New Roman" w:cs="Times New Roman"/>
-          <w:sz w:val="24"/>
-          <w:szCs w:val="24"/>
-        </w:rPr>
-        <w:t>Кведеру</w:t>
-      </w:r>
-      <w:proofErr w:type="spellEnd"/>
-      <w:r>
-        <w:rPr>
-          <w:rFonts w:ascii="Times New Roman" w:hAnsi="Times New Roman" w:cs="Times New Roman"/>
-          <w:sz w:val="24"/>
-          <w:szCs w:val="24"/>
-        </w:rPr>
-        <w:t xml:space="preserve"> Виталию Владимировичу</w:t>
+      <w:r>
+        <w:rPr>
+          <w:rFonts w:ascii="Times New Roman" w:hAnsi="Times New Roman" w:cs="Times New Roman"/>
+          <w:sz w:val="24"/>
+          <w:szCs w:val="24"/>
+        </w:rPr>
+        <w:t>Кведеру Виталию Владимировичу</w:t>
       </w:r>
     </w:p>
     <w:p>
@@ -503,18 +493,8 @@
           <w:sz w:val="24"/>
           <w:szCs w:val="24"/>
         </w:rPr>
-        <w:t xml:space="preserve">Макаров </w:t>
-      </w:r>
-      <w:proofErr w:type="gramStart"/>
-      <w:r>
-        <w:rPr>
-          <w:rFonts w:ascii="Times New Roman" w:hAnsi="Times New Roman" w:cs="Times New Roman"/>
-          <w:sz w:val="24"/>
-          <w:szCs w:val="24"/>
-        </w:rPr>
-        <w:t>Д.Н.</w:t>
-      </w:r>
-      <w:proofErr w:type="gramEnd"/>
+        <w:t>Макаров Д.Н.</w:t>
+      </w:r>
       <w:r>
         <w:rPr>
           <w:rFonts w:ascii="Times New Roman" w:hAnsi="Times New Roman" w:cs="Times New Roman"/>
@@ -603,7 +583,7 @@
         <w:rPr>
           <w:lang w:val="ru-RU"/>
         </w:rPr>
-        <w:t>председатели</w:t>
+        <w:t>члены</w:t>
       </w:r>
       <w:r>
         <w:rPr>
@@ -903,25 +883,7 @@
           <w:i/>
           <w:sz w:val="24"/>
         </w:rPr>
-        <w:t xml:space="preserve">(библиографическая ссылка с указанием квартиля/категории и </w:t>
-      </w:r>
-      <w:proofErr w:type="spellStart"/>
-      <w:r>
-        <w:rPr>
-          <w:rFonts w:ascii="Times New Roman" w:hAnsi="Times New Roman" w:cs="Times New Roman"/>
-          <w:i/>
-          <w:sz w:val="24"/>
-        </w:rPr>
-        <w:t>импакт</w:t>
-      </w:r>
-      <w:proofErr w:type="spellEnd"/>
-      <w:r>
-        <w:rPr>
-          <w:rFonts w:ascii="Times New Roman" w:hAnsi="Times New Roman" w:cs="Times New Roman"/>
-          <w:i/>
-          <w:sz w:val="24"/>
-        </w:rPr>
-        <w:t>-фактора журнала, базы данных и DOI)</w:t>
+        <w:t>(библиографическая ссылка с указанием квартиля/категории и импакт-фактора журнала, базы данных и DOI)</w:t>
       </w:r>
     </w:p>
     <w:p>
@@ -937,245 +899,12 @@
           <w:sz w:val="24"/>
         </w:rPr>
       </w:pPr>
-      <w:proofErr w:type="spellStart"/>
-      <w:r>
-        <w:rPr>
-          <w:rFonts w:ascii="Times New Roman" w:hAnsi="Times New Roman" w:cs="Times New Roman"/>
-          <w:sz w:val="24"/>
-        </w:rPr>
-        <w:t>Makarov</w:t>
-      </w:r>
-      <w:proofErr w:type="spellEnd"/>
-      <w:r>
-        <w:rPr>
-          <w:rFonts w:ascii="Times New Roman" w:hAnsi="Times New Roman" w:cs="Times New Roman"/>
-          <w:sz w:val="24"/>
-        </w:rPr>
-        <w:t xml:space="preserve"> D.N., </w:t>
-      </w:r>
-      <w:proofErr w:type="spellStart"/>
-      <w:r>
-        <w:rPr>
-          <w:rFonts w:ascii="Times New Roman" w:hAnsi="Times New Roman" w:cs="Times New Roman"/>
-          <w:sz w:val="24"/>
-        </w:rPr>
-        <w:t>Iseev</w:t>
-      </w:r>
-      <w:proofErr w:type="spellEnd"/>
-      <w:r>
-        <w:rPr>
-          <w:rFonts w:ascii="Times New Roman" w:hAnsi="Times New Roman" w:cs="Times New Roman"/>
-          <w:sz w:val="24"/>
-        </w:rPr>
-        <w:t xml:space="preserve"> M.K., </w:t>
-      </w:r>
-      <w:proofErr w:type="spellStart"/>
-      <w:r>
-        <w:rPr>
-          <w:rFonts w:ascii="Times New Roman" w:hAnsi="Times New Roman" w:cs="Times New Roman"/>
-          <w:sz w:val="24"/>
-        </w:rPr>
-        <w:t>Gusarevich</w:t>
-      </w:r>
-      <w:proofErr w:type="spellEnd"/>
-      <w:r>
-        <w:rPr>
-          <w:rFonts w:ascii="Times New Roman" w:hAnsi="Times New Roman" w:cs="Times New Roman"/>
-          <w:sz w:val="24"/>
-        </w:rPr>
-        <w:t xml:space="preserve"> E.S. et al. </w:t>
-      </w:r>
-      <w:proofErr w:type="spellStart"/>
-      <w:r>
-        <w:rPr>
-          <w:rFonts w:ascii="Times New Roman" w:hAnsi="Times New Roman" w:cs="Times New Roman"/>
-          <w:sz w:val="24"/>
-        </w:rPr>
-        <w:t>Ultrashort</w:t>
-      </w:r>
-      <w:proofErr w:type="spellEnd"/>
-      <w:r>
-        <w:rPr>
-          <w:rFonts w:ascii="Times New Roman" w:hAnsi="Times New Roman" w:cs="Times New Roman"/>
-          <w:sz w:val="24"/>
-        </w:rPr>
-        <w:t xml:space="preserve"> </w:t>
-      </w:r>
-      <w:proofErr w:type="spellStart"/>
-      <w:r>
-        <w:rPr>
-          <w:rFonts w:ascii="Times New Roman" w:hAnsi="Times New Roman" w:cs="Times New Roman"/>
-          <w:sz w:val="24"/>
-        </w:rPr>
-        <w:t>pulses</w:t>
-      </w:r>
-      <w:proofErr w:type="spellEnd"/>
-      <w:r>
-        <w:rPr>
-          <w:rFonts w:ascii="Times New Roman" w:hAnsi="Times New Roman" w:cs="Times New Roman"/>
-          <w:sz w:val="24"/>
-        </w:rPr>
-        <w:t xml:space="preserve"> in </w:t>
-      </w:r>
-      <w:proofErr w:type="spellStart"/>
-      <w:r>
-        <w:rPr>
-          <w:rFonts w:ascii="Times New Roman" w:hAnsi="Times New Roman" w:cs="Times New Roman"/>
-          <w:sz w:val="24"/>
-        </w:rPr>
-        <w:t>structural</w:t>
-      </w:r>
-      <w:proofErr w:type="spellEnd"/>
-      <w:r>
-        <w:rPr>
-          <w:rFonts w:ascii="Times New Roman" w:hAnsi="Times New Roman" w:cs="Times New Roman"/>
-          <w:sz w:val="24"/>
-        </w:rPr>
-        <w:t xml:space="preserve"> </w:t>
-      </w:r>
-      <w:proofErr w:type="spellStart"/>
-      <w:r>
-        <w:rPr>
-          <w:rFonts w:ascii="Times New Roman" w:hAnsi="Times New Roman" w:cs="Times New Roman"/>
-          <w:sz w:val="24"/>
-        </w:rPr>
-        <w:t>analysis</w:t>
-      </w:r>
-      <w:proofErr w:type="spellEnd"/>
-      <w:r>
-        <w:rPr>
-          <w:rFonts w:ascii="Times New Roman" w:hAnsi="Times New Roman" w:cs="Times New Roman"/>
-          <w:sz w:val="24"/>
-        </w:rPr>
-        <w:t xml:space="preserve"> </w:t>
-      </w:r>
-      <w:proofErr w:type="spellStart"/>
-      <w:r>
-        <w:rPr>
-          <w:rFonts w:ascii="Times New Roman" w:hAnsi="Times New Roman" w:cs="Times New Roman"/>
-          <w:sz w:val="24"/>
-        </w:rPr>
-        <w:t>of</w:t>
-      </w:r>
-      <w:proofErr w:type="spellEnd"/>
-      <w:r>
-        <w:rPr>
-          <w:rFonts w:ascii="Times New Roman" w:hAnsi="Times New Roman" w:cs="Times New Roman"/>
-          <w:sz w:val="24"/>
-        </w:rPr>
-        <w:t xml:space="preserve"> </w:t>
-      </w:r>
-      <w:proofErr w:type="spellStart"/>
-      <w:r>
-        <w:rPr>
-          <w:rFonts w:ascii="Times New Roman" w:hAnsi="Times New Roman" w:cs="Times New Roman"/>
-          <w:sz w:val="24"/>
-        </w:rPr>
-        <w:t>diamond</w:t>
-      </w:r>
-      <w:proofErr w:type="spellEnd"/>
-      <w:r>
-        <w:rPr>
-          <w:rFonts w:ascii="Times New Roman" w:hAnsi="Times New Roman" w:cs="Times New Roman"/>
-          <w:sz w:val="24"/>
-        </w:rPr>
-        <w:t xml:space="preserve"> </w:t>
-      </w:r>
-      <w:proofErr w:type="spellStart"/>
-      <w:r>
-        <w:rPr>
-          <w:rFonts w:ascii="Times New Roman" w:hAnsi="Times New Roman" w:cs="Times New Roman"/>
-          <w:sz w:val="24"/>
-        </w:rPr>
-        <w:t>layers</w:t>
-      </w:r>
-      <w:proofErr w:type="spellEnd"/>
-      <w:r>
-        <w:rPr>
-          <w:rFonts w:ascii="Times New Roman" w:hAnsi="Times New Roman" w:cs="Times New Roman"/>
-          <w:sz w:val="24"/>
-        </w:rPr>
-        <w:t xml:space="preserve"> </w:t>
-      </w:r>
-      <w:proofErr w:type="spellStart"/>
-      <w:r>
-        <w:rPr>
-          <w:rFonts w:ascii="Times New Roman" w:hAnsi="Times New Roman" w:cs="Times New Roman"/>
-          <w:sz w:val="24"/>
-        </w:rPr>
-        <w:t>with</w:t>
-      </w:r>
-      <w:proofErr w:type="spellEnd"/>
-      <w:r>
-        <w:rPr>
-          <w:rFonts w:ascii="Times New Roman" w:hAnsi="Times New Roman" w:cs="Times New Roman"/>
-          <w:sz w:val="24"/>
-        </w:rPr>
-        <w:t xml:space="preserve"> </w:t>
-      </w:r>
-      <w:proofErr w:type="spellStart"/>
-      <w:r>
-        <w:rPr>
-          <w:rFonts w:ascii="Times New Roman" w:hAnsi="Times New Roman" w:cs="Times New Roman"/>
-          <w:sz w:val="24"/>
-        </w:rPr>
-        <w:t>angstrom</w:t>
-      </w:r>
-      <w:proofErr w:type="spellEnd"/>
-      <w:r>
-        <w:rPr>
-          <w:rFonts w:ascii="Times New Roman" w:hAnsi="Times New Roman" w:cs="Times New Roman"/>
-          <w:sz w:val="24"/>
-        </w:rPr>
-        <w:t xml:space="preserve"> </w:t>
-      </w:r>
-      <w:proofErr w:type="spellStart"/>
-      <w:r>
-        <w:rPr>
-          <w:rFonts w:ascii="Times New Roman" w:hAnsi="Times New Roman" w:cs="Times New Roman"/>
-          <w:sz w:val="24"/>
-        </w:rPr>
-        <w:t>resolution</w:t>
-      </w:r>
-      <w:proofErr w:type="spellEnd"/>
-      <w:r>
-        <w:rPr>
-          <w:rFonts w:ascii="Times New Roman" w:hAnsi="Times New Roman" w:cs="Times New Roman"/>
-          <w:sz w:val="24"/>
-        </w:rPr>
-        <w:t xml:space="preserve"> // Optics Letters. – 2025. – V. 50. – No. 2. – P. </w:t>
-      </w:r>
-      <w:proofErr w:type="gramStart"/>
-      <w:r>
-        <w:rPr>
-          <w:rFonts w:ascii="Times New Roman" w:hAnsi="Times New Roman" w:cs="Times New Roman"/>
-          <w:sz w:val="24"/>
-        </w:rPr>
-        <w:t>694-697</w:t>
-      </w:r>
-      <w:proofErr w:type="gramEnd"/>
-      <w:r>
-        <w:rPr>
-          <w:rFonts w:ascii="Times New Roman" w:hAnsi="Times New Roman" w:cs="Times New Roman"/>
-          <w:sz w:val="24"/>
-        </w:rPr>
-        <w:t xml:space="preserve">. DOI: 10.1364/OL.546635 (Журнал: Q1, SJR (2025): 0.849, Инд. в: </w:t>
-      </w:r>
-      <w:proofErr w:type="spellStart"/>
-      <w:r>
-        <w:rPr>
-          <w:rFonts w:ascii="Times New Roman" w:hAnsi="Times New Roman" w:cs="Times New Roman"/>
-          <w:sz w:val="24"/>
-        </w:rPr>
-        <w:t>Scopus</w:t>
-      </w:r>
-      <w:proofErr w:type="spellEnd"/>
-      <w:r>
-        <w:rPr>
-          <w:rFonts w:ascii="Times New Roman" w:hAnsi="Times New Roman" w:cs="Times New Roman"/>
-          <w:sz w:val="24"/>
-        </w:rPr>
-        <w:t>)</w:t>
+      <w:r>
+        <w:rPr>
+          <w:rFonts w:ascii="Times New Roman" w:hAnsi="Times New Roman" w:cs="Times New Roman"/>
+          <w:sz w:val="24"/>
+        </w:rPr>
+        <w:t>Makarov D.N., Iseev M.K., Gusarevich E.S. et al. Ultrashort pulses in structural analysis of diamond layers with angstrom resolution // Optics Letters. – 2025. – V. 50. – No. 2. – P. 694-697. DOI: 10.1364/OL.546635 (Журнал: Q1, SJR (2025): 0.849, Инд. в: Scopus)</w:t>
       </w:r>
     </w:p>
     <w:p>
@@ -1191,277 +920,12 @@
           <w:sz w:val="24"/>
         </w:rPr>
       </w:pPr>
-      <w:proofErr w:type="spellStart"/>
-      <w:r>
-        <w:rPr>
-          <w:rFonts w:ascii="Times New Roman" w:hAnsi="Times New Roman" w:cs="Times New Roman"/>
-          <w:sz w:val="24"/>
-        </w:rPr>
-        <w:t>Makarov</w:t>
-      </w:r>
-      <w:proofErr w:type="spellEnd"/>
-      <w:r>
-        <w:rPr>
-          <w:rFonts w:ascii="Times New Roman" w:hAnsi="Times New Roman" w:cs="Times New Roman"/>
-          <w:sz w:val="24"/>
-        </w:rPr>
-        <w:t xml:space="preserve"> D.N., </w:t>
-      </w:r>
-      <w:proofErr w:type="spellStart"/>
-      <w:r>
-        <w:rPr>
-          <w:rFonts w:ascii="Times New Roman" w:hAnsi="Times New Roman" w:cs="Times New Roman"/>
-          <w:sz w:val="24"/>
-        </w:rPr>
-        <w:t>Iseev</w:t>
-      </w:r>
-      <w:proofErr w:type="spellEnd"/>
-      <w:r>
-        <w:rPr>
-          <w:rFonts w:ascii="Times New Roman" w:hAnsi="Times New Roman" w:cs="Times New Roman"/>
-          <w:sz w:val="24"/>
-        </w:rPr>
-        <w:t xml:space="preserve"> M.K., </w:t>
-      </w:r>
-      <w:proofErr w:type="spellStart"/>
-      <w:r>
-        <w:rPr>
-          <w:rFonts w:ascii="Times New Roman" w:hAnsi="Times New Roman" w:cs="Times New Roman"/>
-          <w:sz w:val="24"/>
-        </w:rPr>
-        <w:t>Gusarevich</w:t>
-      </w:r>
-      <w:proofErr w:type="spellEnd"/>
-      <w:r>
-        <w:rPr>
-          <w:rFonts w:ascii="Times New Roman" w:hAnsi="Times New Roman" w:cs="Times New Roman"/>
-          <w:sz w:val="24"/>
-        </w:rPr>
-        <w:t xml:space="preserve"> E.S. et al. </w:t>
-      </w:r>
-      <w:proofErr w:type="spellStart"/>
-      <w:r>
-        <w:rPr>
-          <w:rFonts w:ascii="Times New Roman" w:hAnsi="Times New Roman" w:cs="Times New Roman"/>
-          <w:sz w:val="24"/>
-        </w:rPr>
-        <w:t>Ultrashort</w:t>
-      </w:r>
-      <w:proofErr w:type="spellEnd"/>
-      <w:r>
-        <w:rPr>
-          <w:rFonts w:ascii="Times New Roman" w:hAnsi="Times New Roman" w:cs="Times New Roman"/>
-          <w:sz w:val="24"/>
-        </w:rPr>
-        <w:t xml:space="preserve"> </w:t>
-      </w:r>
-      <w:proofErr w:type="spellStart"/>
-      <w:r>
-        <w:rPr>
-          <w:rFonts w:ascii="Times New Roman" w:hAnsi="Times New Roman" w:cs="Times New Roman"/>
-          <w:sz w:val="24"/>
-        </w:rPr>
-        <w:t>pulses</w:t>
-      </w:r>
-      <w:proofErr w:type="spellEnd"/>
-      <w:r>
-        <w:rPr>
-          <w:rFonts w:ascii="Times New Roman" w:hAnsi="Times New Roman" w:cs="Times New Roman"/>
-          <w:sz w:val="24"/>
-        </w:rPr>
-        <w:t xml:space="preserve"> in </w:t>
-      </w:r>
-      <w:proofErr w:type="spellStart"/>
-      <w:r>
-        <w:rPr>
-          <w:rFonts w:ascii="Times New Roman" w:hAnsi="Times New Roman" w:cs="Times New Roman"/>
-          <w:sz w:val="24"/>
-        </w:rPr>
-        <w:t>dynamic</w:t>
-      </w:r>
-      <w:proofErr w:type="spellEnd"/>
-      <w:r>
-        <w:rPr>
-          <w:rFonts w:ascii="Times New Roman" w:hAnsi="Times New Roman" w:cs="Times New Roman"/>
-          <w:sz w:val="24"/>
-        </w:rPr>
-        <w:t xml:space="preserve"> </w:t>
-      </w:r>
-      <w:proofErr w:type="spellStart"/>
-      <w:r>
-        <w:rPr>
-          <w:rFonts w:ascii="Times New Roman" w:hAnsi="Times New Roman" w:cs="Times New Roman"/>
-          <w:sz w:val="24"/>
-        </w:rPr>
-        <w:t>processes</w:t>
-      </w:r>
-      <w:proofErr w:type="spellEnd"/>
-      <w:r>
-        <w:rPr>
-          <w:rFonts w:ascii="Times New Roman" w:hAnsi="Times New Roman" w:cs="Times New Roman"/>
-          <w:sz w:val="24"/>
-        </w:rPr>
-        <w:t xml:space="preserve"> </w:t>
-      </w:r>
-      <w:proofErr w:type="spellStart"/>
-      <w:r>
-        <w:rPr>
-          <w:rFonts w:ascii="Times New Roman" w:hAnsi="Times New Roman" w:cs="Times New Roman"/>
-          <w:sz w:val="24"/>
-        </w:rPr>
-        <w:t>of</w:t>
-      </w:r>
-      <w:proofErr w:type="spellEnd"/>
-      <w:r>
-        <w:rPr>
-          <w:rFonts w:ascii="Times New Roman" w:hAnsi="Times New Roman" w:cs="Times New Roman"/>
-          <w:sz w:val="24"/>
-        </w:rPr>
-        <w:t xml:space="preserve"> </w:t>
-      </w:r>
-      <w:proofErr w:type="spellStart"/>
-      <w:r>
-        <w:rPr>
-          <w:rFonts w:ascii="Times New Roman" w:hAnsi="Times New Roman" w:cs="Times New Roman"/>
-          <w:sz w:val="24"/>
-        </w:rPr>
-        <w:t>crystal</w:t>
-      </w:r>
-      <w:proofErr w:type="spellEnd"/>
-      <w:r>
-        <w:rPr>
-          <w:rFonts w:ascii="Times New Roman" w:hAnsi="Times New Roman" w:cs="Times New Roman"/>
-          <w:sz w:val="24"/>
-        </w:rPr>
-        <w:t xml:space="preserve"> </w:t>
-      </w:r>
-      <w:proofErr w:type="spellStart"/>
-      <w:r>
-        <w:rPr>
-          <w:rFonts w:ascii="Times New Roman" w:hAnsi="Times New Roman" w:cs="Times New Roman"/>
-          <w:sz w:val="24"/>
-        </w:rPr>
-        <w:t>plates</w:t>
-      </w:r>
-      <w:proofErr w:type="spellEnd"/>
-      <w:r>
-        <w:rPr>
-          <w:rFonts w:ascii="Times New Roman" w:hAnsi="Times New Roman" w:cs="Times New Roman"/>
-          <w:sz w:val="24"/>
-        </w:rPr>
-        <w:t xml:space="preserve"> </w:t>
-      </w:r>
-      <w:proofErr w:type="spellStart"/>
-      <w:r>
-        <w:rPr>
-          <w:rFonts w:ascii="Times New Roman" w:hAnsi="Times New Roman" w:cs="Times New Roman"/>
-          <w:sz w:val="24"/>
-        </w:rPr>
-        <w:t>with</w:t>
-      </w:r>
-      <w:proofErr w:type="spellEnd"/>
-      <w:r>
-        <w:rPr>
-          <w:rFonts w:ascii="Times New Roman" w:hAnsi="Times New Roman" w:cs="Times New Roman"/>
-          <w:sz w:val="24"/>
-        </w:rPr>
-        <w:t xml:space="preserve"> </w:t>
-      </w:r>
-      <w:proofErr w:type="spellStart"/>
-      <w:r>
-        <w:rPr>
-          <w:rFonts w:ascii="Times New Roman" w:hAnsi="Times New Roman" w:cs="Times New Roman"/>
-          <w:sz w:val="24"/>
-        </w:rPr>
-        <w:t>ultrahigh</w:t>
-      </w:r>
-      <w:proofErr w:type="spellEnd"/>
-      <w:r>
-        <w:rPr>
-          <w:rFonts w:ascii="Times New Roman" w:hAnsi="Times New Roman" w:cs="Times New Roman"/>
-          <w:sz w:val="24"/>
-        </w:rPr>
-        <w:t xml:space="preserve"> </w:t>
-      </w:r>
-      <w:proofErr w:type="spellStart"/>
-      <w:r>
-        <w:rPr>
-          <w:rFonts w:ascii="Times New Roman" w:hAnsi="Times New Roman" w:cs="Times New Roman"/>
-          <w:sz w:val="24"/>
-        </w:rPr>
-        <w:t>temporal</w:t>
-      </w:r>
-      <w:proofErr w:type="spellEnd"/>
-      <w:r>
-        <w:rPr>
-          <w:rFonts w:ascii="Times New Roman" w:hAnsi="Times New Roman" w:cs="Times New Roman"/>
-          <w:sz w:val="24"/>
-        </w:rPr>
-        <w:t xml:space="preserve"> and </w:t>
-      </w:r>
-      <w:proofErr w:type="spellStart"/>
-      <w:r>
-        <w:rPr>
-          <w:rFonts w:ascii="Times New Roman" w:hAnsi="Times New Roman" w:cs="Times New Roman"/>
-          <w:sz w:val="24"/>
-        </w:rPr>
-        <w:t>spatial</w:t>
-      </w:r>
-      <w:proofErr w:type="spellEnd"/>
-      <w:r>
-        <w:rPr>
-          <w:rFonts w:ascii="Times New Roman" w:hAnsi="Times New Roman" w:cs="Times New Roman"/>
-          <w:sz w:val="24"/>
-        </w:rPr>
-        <w:t xml:space="preserve"> </w:t>
-      </w:r>
-      <w:proofErr w:type="spellStart"/>
-      <w:r>
-        <w:rPr>
-          <w:rFonts w:ascii="Times New Roman" w:hAnsi="Times New Roman" w:cs="Times New Roman"/>
-          <w:sz w:val="24"/>
-        </w:rPr>
-        <w:t>resolution</w:t>
-      </w:r>
-      <w:proofErr w:type="spellEnd"/>
-      <w:r>
-        <w:rPr>
-          <w:rFonts w:ascii="Times New Roman" w:hAnsi="Times New Roman" w:cs="Times New Roman"/>
-          <w:sz w:val="24"/>
-        </w:rPr>
-        <w:t xml:space="preserve"> // Optics Letters. – 2025. – V. 50. – No. 9. – P. </w:t>
-      </w:r>
-      <w:proofErr w:type="gramStart"/>
-      <w:r>
-        <w:rPr>
-          <w:rFonts w:ascii="Times New Roman" w:hAnsi="Times New Roman" w:cs="Times New Roman"/>
-          <w:sz w:val="24"/>
-        </w:rPr>
-        <w:t>3078-3081</w:t>
-      </w:r>
-      <w:proofErr w:type="gramEnd"/>
-      <w:r>
-        <w:rPr>
-          <w:rFonts w:ascii="Times New Roman" w:hAnsi="Times New Roman" w:cs="Times New Roman"/>
-          <w:sz w:val="24"/>
-        </w:rPr>
-        <w:t xml:space="preserve">. DOI: 10.1364/OL.551386 (Журнал: Q1, SJR (2025): 0.849, Инд. в: </w:t>
-      </w:r>
-      <w:proofErr w:type="spellStart"/>
-      <w:r>
-        <w:rPr>
-          <w:rFonts w:ascii="Times New Roman" w:hAnsi="Times New Roman" w:cs="Times New Roman"/>
-          <w:sz w:val="24"/>
-        </w:rPr>
-        <w:t>Scopus</w:t>
-      </w:r>
-      <w:proofErr w:type="spellEnd"/>
-      <w:r>
-        <w:rPr>
-          <w:rFonts w:ascii="Times New Roman" w:hAnsi="Times New Roman" w:cs="Times New Roman"/>
-          <w:sz w:val="24"/>
-        </w:rPr>
-        <w:t>)</w:t>
+      <w:r>
+        <w:rPr>
+          <w:rFonts w:ascii="Times New Roman" w:hAnsi="Times New Roman" w:cs="Times New Roman"/>
+          <w:sz w:val="24"/>
+        </w:rPr>
+        <w:t>Makarov D.N., Iseev M.K., Gusarevich E.S. et al. Ultrashort pulses in dynamic processes of crystal plates with ultrahigh temporal and spatial resolution // Optics Letters. – 2025. – V. 50. – No. 9. – P. 3078-3081. DOI: 10.1364/OL.551386 (Журнал: Q1, SJR (2025): 0.849, Инд. в: Scopus)</w:t>
       </w:r>
     </w:p>
     <w:p>
@@ -1477,165 +941,12 @@
           <w:sz w:val="24"/>
         </w:rPr>
       </w:pPr>
-      <w:proofErr w:type="spellStart"/>
-      <w:r>
-        <w:rPr>
-          <w:rFonts w:ascii="Times New Roman" w:hAnsi="Times New Roman" w:cs="Times New Roman"/>
-          <w:sz w:val="24"/>
-        </w:rPr>
-        <w:t>Makarov</w:t>
-      </w:r>
-      <w:proofErr w:type="spellEnd"/>
-      <w:r>
-        <w:rPr>
-          <w:rFonts w:ascii="Times New Roman" w:hAnsi="Times New Roman" w:cs="Times New Roman"/>
-          <w:sz w:val="24"/>
-        </w:rPr>
-        <w:t xml:space="preserve"> D., </w:t>
-      </w:r>
-      <w:proofErr w:type="spellStart"/>
-      <w:r>
-        <w:rPr>
-          <w:rFonts w:ascii="Times New Roman" w:hAnsi="Times New Roman" w:cs="Times New Roman"/>
-          <w:sz w:val="24"/>
-        </w:rPr>
-        <w:t>Makarova</w:t>
-      </w:r>
-      <w:proofErr w:type="spellEnd"/>
-      <w:r>
-        <w:rPr>
-          <w:rFonts w:ascii="Times New Roman" w:hAnsi="Times New Roman" w:cs="Times New Roman"/>
-          <w:sz w:val="24"/>
-        </w:rPr>
-        <w:t xml:space="preserve"> K. </w:t>
-      </w:r>
-      <w:proofErr w:type="spellStart"/>
-      <w:r>
-        <w:rPr>
-          <w:rFonts w:ascii="Times New Roman" w:hAnsi="Times New Roman" w:cs="Times New Roman"/>
-          <w:sz w:val="24"/>
-        </w:rPr>
-        <w:t>Linearly</w:t>
-      </w:r>
-      <w:proofErr w:type="spellEnd"/>
-      <w:r>
-        <w:rPr>
-          <w:rFonts w:ascii="Times New Roman" w:hAnsi="Times New Roman" w:cs="Times New Roman"/>
-          <w:sz w:val="24"/>
-        </w:rPr>
-        <w:t xml:space="preserve"> </w:t>
-      </w:r>
-      <w:proofErr w:type="spellStart"/>
-      <w:r>
-        <w:rPr>
-          <w:rFonts w:ascii="Times New Roman" w:hAnsi="Times New Roman" w:cs="Times New Roman"/>
-          <w:sz w:val="24"/>
-        </w:rPr>
-        <w:t>Coupled</w:t>
-      </w:r>
-      <w:proofErr w:type="spellEnd"/>
-      <w:r>
-        <w:rPr>
-          <w:rFonts w:ascii="Times New Roman" w:hAnsi="Times New Roman" w:cs="Times New Roman"/>
-          <w:sz w:val="24"/>
-        </w:rPr>
-        <w:t xml:space="preserve"> Quantum </w:t>
-      </w:r>
-      <w:proofErr w:type="spellStart"/>
-      <w:r>
-        <w:rPr>
-          <w:rFonts w:ascii="Times New Roman" w:hAnsi="Times New Roman" w:cs="Times New Roman"/>
-          <w:sz w:val="24"/>
-        </w:rPr>
-        <w:t>Harmonic</w:t>
-      </w:r>
-      <w:proofErr w:type="spellEnd"/>
-      <w:r>
-        <w:rPr>
-          <w:rFonts w:ascii="Times New Roman" w:hAnsi="Times New Roman" w:cs="Times New Roman"/>
-          <w:sz w:val="24"/>
-        </w:rPr>
-        <w:t xml:space="preserve"> </w:t>
-      </w:r>
-      <w:proofErr w:type="spellStart"/>
-      <w:r>
-        <w:rPr>
-          <w:rFonts w:ascii="Times New Roman" w:hAnsi="Times New Roman" w:cs="Times New Roman"/>
-          <w:sz w:val="24"/>
-        </w:rPr>
-        <w:t>Oscillators</w:t>
-      </w:r>
-      <w:proofErr w:type="spellEnd"/>
-      <w:r>
-        <w:rPr>
-          <w:rFonts w:ascii="Times New Roman" w:hAnsi="Times New Roman" w:cs="Times New Roman"/>
-          <w:sz w:val="24"/>
-        </w:rPr>
-        <w:t xml:space="preserve"> and </w:t>
-      </w:r>
-      <w:proofErr w:type="spellStart"/>
-      <w:r>
-        <w:rPr>
-          <w:rFonts w:ascii="Times New Roman" w:hAnsi="Times New Roman" w:cs="Times New Roman"/>
-          <w:sz w:val="24"/>
-        </w:rPr>
-        <w:t>Their</w:t>
-      </w:r>
-      <w:proofErr w:type="spellEnd"/>
-      <w:r>
-        <w:rPr>
-          <w:rFonts w:ascii="Times New Roman" w:hAnsi="Times New Roman" w:cs="Times New Roman"/>
-          <w:sz w:val="24"/>
-        </w:rPr>
-        <w:t xml:space="preserve"> Quantum </w:t>
-      </w:r>
-      <w:proofErr w:type="spellStart"/>
-      <w:r>
-        <w:rPr>
-          <w:rFonts w:ascii="Times New Roman" w:hAnsi="Times New Roman" w:cs="Times New Roman"/>
-          <w:sz w:val="24"/>
-        </w:rPr>
-        <w:t>Entanglement</w:t>
-      </w:r>
-      <w:proofErr w:type="spellEnd"/>
-      <w:r>
-        <w:rPr>
-          <w:rFonts w:ascii="Times New Roman" w:hAnsi="Times New Roman" w:cs="Times New Roman"/>
-          <w:sz w:val="24"/>
-        </w:rPr>
-        <w:t xml:space="preserve"> // </w:t>
-      </w:r>
-      <w:proofErr w:type="spellStart"/>
-      <w:r>
-        <w:rPr>
-          <w:rFonts w:ascii="Times New Roman" w:hAnsi="Times New Roman" w:cs="Times New Roman"/>
-          <w:sz w:val="24"/>
-        </w:rPr>
-        <w:t>Mathematics</w:t>
-      </w:r>
-      <w:proofErr w:type="spellEnd"/>
-      <w:r>
-        <w:rPr>
-          <w:rFonts w:ascii="Times New Roman" w:hAnsi="Times New Roman" w:cs="Times New Roman"/>
-          <w:sz w:val="24"/>
-        </w:rPr>
-        <w:t xml:space="preserve">. – 2025. – V. 13. – No. 9. – P. 1452. DOI: 10.3390/math13091452 (Журнал: Q2, SJR (2025): 0.423, Инд. в: </w:t>
-      </w:r>
-      <w:proofErr w:type="spellStart"/>
-      <w:r>
-        <w:rPr>
-          <w:rFonts w:ascii="Times New Roman" w:hAnsi="Times New Roman" w:cs="Times New Roman"/>
-          <w:sz w:val="24"/>
-        </w:rPr>
-        <w:t>Scopus</w:t>
-      </w:r>
-      <w:proofErr w:type="spellEnd"/>
-      <w:r>
-        <w:rPr>
-          <w:rFonts w:ascii="Times New Roman" w:hAnsi="Times New Roman" w:cs="Times New Roman"/>
-          <w:sz w:val="24"/>
-        </w:rPr>
-        <w:t>)</w:t>
+      <w:r>
+        <w:rPr>
+          <w:rFonts w:ascii="Times New Roman" w:hAnsi="Times New Roman" w:cs="Times New Roman"/>
+          <w:sz w:val="24"/>
+        </w:rPr>
+        <w:t>Makarov D., Makarova K. Linearly Coupled Quantum Harmonic Oscillators and Their Quantum Entanglement // Mathematics. – 2025. – V. 13. – No. 9. – P. 1452. DOI: 10.3390/math13091452 (Журнал: Q2, SJR (2025): 0.423, Инд. в: Scopus)</w:t>
       </w:r>
     </w:p>
     <w:p>
@@ -1651,229 +962,12 @@
           <w:sz w:val="24"/>
         </w:rPr>
       </w:pPr>
-      <w:proofErr w:type="spellStart"/>
-      <w:r>
-        <w:rPr>
-          <w:rFonts w:ascii="Times New Roman" w:hAnsi="Times New Roman" w:cs="Times New Roman"/>
-          <w:sz w:val="24"/>
-        </w:rPr>
-        <w:t>Makarov</w:t>
-      </w:r>
-      <w:proofErr w:type="spellEnd"/>
-      <w:r>
-        <w:rPr>
-          <w:rFonts w:ascii="Times New Roman" w:hAnsi="Times New Roman" w:cs="Times New Roman"/>
-          <w:sz w:val="24"/>
-        </w:rPr>
-        <w:t xml:space="preserve"> D.N. </w:t>
-      </w:r>
-      <w:proofErr w:type="spellStart"/>
-      <w:r>
-        <w:rPr>
-          <w:rFonts w:ascii="Times New Roman" w:hAnsi="Times New Roman" w:cs="Times New Roman"/>
-          <w:sz w:val="24"/>
-        </w:rPr>
-        <w:t>Photon-added</w:t>
-      </w:r>
-      <w:proofErr w:type="spellEnd"/>
-      <w:r>
-        <w:rPr>
-          <w:rFonts w:ascii="Times New Roman" w:hAnsi="Times New Roman" w:cs="Times New Roman"/>
-          <w:sz w:val="24"/>
-        </w:rPr>
-        <w:t xml:space="preserve"> </w:t>
-      </w:r>
-      <w:proofErr w:type="spellStart"/>
-      <w:r>
-        <w:rPr>
-          <w:rFonts w:ascii="Times New Roman" w:hAnsi="Times New Roman" w:cs="Times New Roman"/>
-          <w:sz w:val="24"/>
-        </w:rPr>
-        <w:t>coherent</w:t>
-      </w:r>
-      <w:proofErr w:type="spellEnd"/>
-      <w:r>
-        <w:rPr>
-          <w:rFonts w:ascii="Times New Roman" w:hAnsi="Times New Roman" w:cs="Times New Roman"/>
-          <w:sz w:val="24"/>
-        </w:rPr>
-        <w:t xml:space="preserve"> </w:t>
-      </w:r>
-      <w:proofErr w:type="spellStart"/>
-      <w:r>
-        <w:rPr>
-          <w:rFonts w:ascii="Times New Roman" w:hAnsi="Times New Roman" w:cs="Times New Roman"/>
-          <w:sz w:val="24"/>
-        </w:rPr>
-        <w:t>states</w:t>
-      </w:r>
-      <w:proofErr w:type="spellEnd"/>
-      <w:r>
-        <w:rPr>
-          <w:rFonts w:ascii="Times New Roman" w:hAnsi="Times New Roman" w:cs="Times New Roman"/>
-          <w:sz w:val="24"/>
-        </w:rPr>
-        <w:t xml:space="preserve"> and </w:t>
-      </w:r>
-      <w:proofErr w:type="spellStart"/>
-      <w:r>
-        <w:rPr>
-          <w:rFonts w:ascii="Times New Roman" w:hAnsi="Times New Roman" w:cs="Times New Roman"/>
-          <w:sz w:val="24"/>
-        </w:rPr>
-        <w:t>their</w:t>
-      </w:r>
-      <w:proofErr w:type="spellEnd"/>
-      <w:r>
-        <w:rPr>
-          <w:rFonts w:ascii="Times New Roman" w:hAnsi="Times New Roman" w:cs="Times New Roman"/>
-          <w:sz w:val="24"/>
-        </w:rPr>
-        <w:t xml:space="preserve"> </w:t>
-      </w:r>
-      <w:proofErr w:type="spellStart"/>
-      <w:r>
-        <w:rPr>
-          <w:rFonts w:ascii="Times New Roman" w:hAnsi="Times New Roman" w:cs="Times New Roman"/>
-          <w:sz w:val="24"/>
-        </w:rPr>
-        <w:t>quantum</w:t>
-      </w:r>
-      <w:proofErr w:type="spellEnd"/>
-      <w:r>
-        <w:rPr>
-          <w:rFonts w:ascii="Times New Roman" w:hAnsi="Times New Roman" w:cs="Times New Roman"/>
-          <w:sz w:val="24"/>
-        </w:rPr>
-        <w:t xml:space="preserve"> </w:t>
-      </w:r>
-      <w:proofErr w:type="spellStart"/>
-      <w:r>
-        <w:rPr>
-          <w:rFonts w:ascii="Times New Roman" w:hAnsi="Times New Roman" w:cs="Times New Roman"/>
-          <w:sz w:val="24"/>
-        </w:rPr>
-        <w:t>entanglement</w:t>
-      </w:r>
-      <w:proofErr w:type="spellEnd"/>
-      <w:r>
-        <w:rPr>
-          <w:rFonts w:ascii="Times New Roman" w:hAnsi="Times New Roman" w:cs="Times New Roman"/>
-          <w:sz w:val="24"/>
-        </w:rPr>
-        <w:t xml:space="preserve"> </w:t>
-      </w:r>
-      <w:proofErr w:type="spellStart"/>
-      <w:r>
-        <w:rPr>
-          <w:rFonts w:ascii="Times New Roman" w:hAnsi="Times New Roman" w:cs="Times New Roman"/>
-          <w:sz w:val="24"/>
-        </w:rPr>
-        <w:t>at</w:t>
-      </w:r>
-      <w:proofErr w:type="spellEnd"/>
-      <w:r>
-        <w:rPr>
-          <w:rFonts w:ascii="Times New Roman" w:hAnsi="Times New Roman" w:cs="Times New Roman"/>
-          <w:sz w:val="24"/>
-        </w:rPr>
-        <w:t xml:space="preserve"> a </w:t>
-      </w:r>
-      <w:proofErr w:type="spellStart"/>
-      <w:r>
-        <w:rPr>
-          <w:rFonts w:ascii="Times New Roman" w:hAnsi="Times New Roman" w:cs="Times New Roman"/>
-          <w:sz w:val="24"/>
-        </w:rPr>
-        <w:t>beam</w:t>
-      </w:r>
-      <w:proofErr w:type="spellEnd"/>
-      <w:r>
-        <w:rPr>
-          <w:rFonts w:ascii="Times New Roman" w:hAnsi="Times New Roman" w:cs="Times New Roman"/>
-          <w:sz w:val="24"/>
-        </w:rPr>
-        <w:t xml:space="preserve"> </w:t>
-      </w:r>
-      <w:proofErr w:type="spellStart"/>
-      <w:r>
-        <w:rPr>
-          <w:rFonts w:ascii="Times New Roman" w:hAnsi="Times New Roman" w:cs="Times New Roman"/>
-          <w:sz w:val="24"/>
-        </w:rPr>
-        <w:t>splitter</w:t>
-      </w:r>
-      <w:proofErr w:type="spellEnd"/>
-      <w:r>
-        <w:rPr>
-          <w:rFonts w:ascii="Times New Roman" w:hAnsi="Times New Roman" w:cs="Times New Roman"/>
-          <w:sz w:val="24"/>
-        </w:rPr>
-        <w:t xml:space="preserve"> // </w:t>
-      </w:r>
-      <w:proofErr w:type="spellStart"/>
-      <w:r>
-        <w:rPr>
-          <w:rFonts w:ascii="Times New Roman" w:hAnsi="Times New Roman" w:cs="Times New Roman"/>
-          <w:sz w:val="24"/>
-        </w:rPr>
-        <w:t>Chinese</w:t>
-      </w:r>
-      <w:proofErr w:type="spellEnd"/>
-      <w:r>
-        <w:rPr>
-          <w:rFonts w:ascii="Times New Roman" w:hAnsi="Times New Roman" w:cs="Times New Roman"/>
-          <w:sz w:val="24"/>
-        </w:rPr>
-        <w:t xml:space="preserve"> Journal </w:t>
-      </w:r>
-      <w:proofErr w:type="spellStart"/>
-      <w:r>
-        <w:rPr>
-          <w:rFonts w:ascii="Times New Roman" w:hAnsi="Times New Roman" w:cs="Times New Roman"/>
-          <w:sz w:val="24"/>
-        </w:rPr>
-        <w:t>of</w:t>
-      </w:r>
-      <w:proofErr w:type="spellEnd"/>
-      <w:r>
-        <w:rPr>
-          <w:rFonts w:ascii="Times New Roman" w:hAnsi="Times New Roman" w:cs="Times New Roman"/>
-          <w:sz w:val="24"/>
-        </w:rPr>
-        <w:t xml:space="preserve"> Physics. – 2025. – V. 96. – P. </w:t>
-      </w:r>
-      <w:proofErr w:type="gramStart"/>
-      <w:r>
-        <w:rPr>
-          <w:rFonts w:ascii="Times New Roman" w:hAnsi="Times New Roman" w:cs="Times New Roman"/>
-          <w:sz w:val="24"/>
-        </w:rPr>
-        <w:t>974-982</w:t>
-      </w:r>
-      <w:proofErr w:type="gramEnd"/>
-      <w:r>
-        <w:rPr>
-          <w:rFonts w:ascii="Times New Roman" w:hAnsi="Times New Roman" w:cs="Times New Roman"/>
-          <w:sz w:val="24"/>
-        </w:rPr>
-        <w:t xml:space="preserve">. DOI: 10.1016/j.cjph.2025.05.026 (Журнал: Q2, SJR (2025): 0.576, Инд. в: </w:t>
-      </w:r>
-      <w:proofErr w:type="spellStart"/>
-      <w:r>
-        <w:rPr>
-          <w:rFonts w:ascii="Times New Roman" w:hAnsi="Times New Roman" w:cs="Times New Roman"/>
-          <w:sz w:val="24"/>
-        </w:rPr>
-        <w:t>Scopus</w:t>
-      </w:r>
-      <w:proofErr w:type="spellEnd"/>
-      <w:r>
-        <w:rPr>
-          <w:rFonts w:ascii="Times New Roman" w:hAnsi="Times New Roman" w:cs="Times New Roman"/>
-          <w:sz w:val="24"/>
-        </w:rPr>
-        <w:t>)</w:t>
+      <w:r>
+        <w:rPr>
+          <w:rFonts w:ascii="Times New Roman" w:hAnsi="Times New Roman" w:cs="Times New Roman"/>
+          <w:sz w:val="24"/>
+        </w:rPr>
+        <w:t>Makarov D.N. Photon-added coherent states and their quantum entanglement at a beam splitter // Chinese Journal of Physics. – 2025. – V. 96. – P. 974-982. DOI: 10.1016/j.cjph.2025.05.026 (Журнал: Q2, SJR (2025): 0.576, Инд. в: Scopus)</w:t>
       </w:r>
     </w:p>
     <w:p>
@@ -1889,197 +983,12 @@
           <w:sz w:val="24"/>
         </w:rPr>
       </w:pPr>
-      <w:proofErr w:type="spellStart"/>
-      <w:r>
-        <w:rPr>
-          <w:rFonts w:ascii="Times New Roman" w:hAnsi="Times New Roman" w:cs="Times New Roman"/>
-          <w:sz w:val="24"/>
-        </w:rPr>
-        <w:t>Makarov</w:t>
-      </w:r>
-      <w:proofErr w:type="spellEnd"/>
-      <w:r>
-        <w:rPr>
-          <w:rFonts w:ascii="Times New Roman" w:hAnsi="Times New Roman" w:cs="Times New Roman"/>
-          <w:sz w:val="24"/>
-        </w:rPr>
-        <w:t xml:space="preserve"> D.N., </w:t>
-      </w:r>
-      <w:proofErr w:type="spellStart"/>
-      <w:r>
-        <w:rPr>
-          <w:rFonts w:ascii="Times New Roman" w:hAnsi="Times New Roman" w:cs="Times New Roman"/>
-          <w:sz w:val="24"/>
-        </w:rPr>
-        <w:t>Iseev</w:t>
-      </w:r>
-      <w:proofErr w:type="spellEnd"/>
-      <w:r>
-        <w:rPr>
-          <w:rFonts w:ascii="Times New Roman" w:hAnsi="Times New Roman" w:cs="Times New Roman"/>
-          <w:sz w:val="24"/>
-        </w:rPr>
-        <w:t xml:space="preserve"> M.K., </w:t>
-      </w:r>
-      <w:proofErr w:type="spellStart"/>
-      <w:r>
-        <w:rPr>
-          <w:rFonts w:ascii="Times New Roman" w:hAnsi="Times New Roman" w:cs="Times New Roman"/>
-          <w:sz w:val="24"/>
-        </w:rPr>
-        <w:t>Gusarevich</w:t>
-      </w:r>
-      <w:proofErr w:type="spellEnd"/>
-      <w:r>
-        <w:rPr>
-          <w:rFonts w:ascii="Times New Roman" w:hAnsi="Times New Roman" w:cs="Times New Roman"/>
-          <w:sz w:val="24"/>
-        </w:rPr>
-        <w:t xml:space="preserve"> E.S. et al. </w:t>
-      </w:r>
-      <w:proofErr w:type="spellStart"/>
-      <w:r>
-        <w:rPr>
-          <w:rFonts w:ascii="Times New Roman" w:hAnsi="Times New Roman" w:cs="Times New Roman"/>
-          <w:sz w:val="24"/>
-        </w:rPr>
-        <w:t>Ultrashort</w:t>
-      </w:r>
-      <w:proofErr w:type="spellEnd"/>
-      <w:r>
-        <w:rPr>
-          <w:rFonts w:ascii="Times New Roman" w:hAnsi="Times New Roman" w:cs="Times New Roman"/>
-          <w:sz w:val="24"/>
-        </w:rPr>
-        <w:t xml:space="preserve"> </w:t>
-      </w:r>
-      <w:proofErr w:type="spellStart"/>
-      <w:r>
-        <w:rPr>
-          <w:rFonts w:ascii="Times New Roman" w:hAnsi="Times New Roman" w:cs="Times New Roman"/>
-          <w:sz w:val="24"/>
-        </w:rPr>
-        <w:t>Pulses</w:t>
-      </w:r>
-      <w:proofErr w:type="spellEnd"/>
-      <w:r>
-        <w:rPr>
-          <w:rFonts w:ascii="Times New Roman" w:hAnsi="Times New Roman" w:cs="Times New Roman"/>
-          <w:sz w:val="24"/>
-        </w:rPr>
-        <w:t xml:space="preserve"> in </w:t>
-      </w:r>
-      <w:proofErr w:type="spellStart"/>
-      <w:r>
-        <w:rPr>
-          <w:rFonts w:ascii="Times New Roman" w:hAnsi="Times New Roman" w:cs="Times New Roman"/>
-          <w:sz w:val="24"/>
-        </w:rPr>
-        <w:t>the</w:t>
-      </w:r>
-      <w:proofErr w:type="spellEnd"/>
-      <w:r>
-        <w:rPr>
-          <w:rFonts w:ascii="Times New Roman" w:hAnsi="Times New Roman" w:cs="Times New Roman"/>
-          <w:sz w:val="24"/>
-        </w:rPr>
-        <w:t xml:space="preserve"> </w:t>
-      </w:r>
-      <w:proofErr w:type="spellStart"/>
-      <w:r>
-        <w:rPr>
-          <w:rFonts w:ascii="Times New Roman" w:hAnsi="Times New Roman" w:cs="Times New Roman"/>
-          <w:sz w:val="24"/>
-        </w:rPr>
-        <w:t>Structural</w:t>
-      </w:r>
-      <w:proofErr w:type="spellEnd"/>
-      <w:r>
-        <w:rPr>
-          <w:rFonts w:ascii="Times New Roman" w:hAnsi="Times New Roman" w:cs="Times New Roman"/>
-          <w:sz w:val="24"/>
-        </w:rPr>
-        <w:t xml:space="preserve"> Analysis </w:t>
-      </w:r>
-      <w:proofErr w:type="spellStart"/>
-      <w:r>
-        <w:rPr>
-          <w:rFonts w:ascii="Times New Roman" w:hAnsi="Times New Roman" w:cs="Times New Roman"/>
-          <w:sz w:val="24"/>
-        </w:rPr>
-        <w:t>of</w:t>
-      </w:r>
-      <w:proofErr w:type="spellEnd"/>
-      <w:r>
-        <w:rPr>
-          <w:rFonts w:ascii="Times New Roman" w:hAnsi="Times New Roman" w:cs="Times New Roman"/>
-          <w:sz w:val="24"/>
-        </w:rPr>
-        <w:t xml:space="preserve"> Diamond </w:t>
-      </w:r>
-      <w:proofErr w:type="spellStart"/>
-      <w:r>
-        <w:rPr>
-          <w:rFonts w:ascii="Times New Roman" w:hAnsi="Times New Roman" w:cs="Times New Roman"/>
-          <w:sz w:val="24"/>
-        </w:rPr>
-        <w:t>Layers</w:t>
-      </w:r>
-      <w:proofErr w:type="spellEnd"/>
-      <w:r>
-        <w:rPr>
-          <w:rFonts w:ascii="Times New Roman" w:hAnsi="Times New Roman" w:cs="Times New Roman"/>
-          <w:sz w:val="24"/>
-        </w:rPr>
-        <w:t xml:space="preserve"> </w:t>
-      </w:r>
-      <w:proofErr w:type="spellStart"/>
-      <w:r>
-        <w:rPr>
-          <w:rFonts w:ascii="Times New Roman" w:hAnsi="Times New Roman" w:cs="Times New Roman"/>
-          <w:sz w:val="24"/>
-        </w:rPr>
-        <w:t>with</w:t>
-      </w:r>
-      <w:proofErr w:type="spellEnd"/>
-      <w:r>
-        <w:rPr>
-          <w:rFonts w:ascii="Times New Roman" w:hAnsi="Times New Roman" w:cs="Times New Roman"/>
-          <w:sz w:val="24"/>
-        </w:rPr>
-        <w:t xml:space="preserve"> NV </w:t>
-      </w:r>
-      <w:proofErr w:type="spellStart"/>
-      <w:r>
-        <w:rPr>
-          <w:rFonts w:ascii="Times New Roman" w:hAnsi="Times New Roman" w:cs="Times New Roman"/>
-          <w:sz w:val="24"/>
-        </w:rPr>
-        <w:t>Centers</w:t>
-      </w:r>
-      <w:proofErr w:type="spellEnd"/>
-      <w:r>
-        <w:rPr>
-          <w:rFonts w:ascii="Times New Roman" w:hAnsi="Times New Roman" w:cs="Times New Roman"/>
-          <w:sz w:val="24"/>
-        </w:rPr>
-        <w:t xml:space="preserve"> // JETP Letters. – 2024. – V. 120. – P. 695–699. DOI: 10.1134/S0021364024603567 (Журнал: Q3, SJR (2025): 0.322, Инд. в: </w:t>
-      </w:r>
-      <w:proofErr w:type="spellStart"/>
-      <w:r>
-        <w:rPr>
-          <w:rFonts w:ascii="Times New Roman" w:hAnsi="Times New Roman" w:cs="Times New Roman"/>
-          <w:sz w:val="24"/>
-        </w:rPr>
-        <w:t>Scopus</w:t>
-      </w:r>
-      <w:proofErr w:type="spellEnd"/>
-      <w:r>
-        <w:rPr>
-          <w:rFonts w:ascii="Times New Roman" w:hAnsi="Times New Roman" w:cs="Times New Roman"/>
-          <w:sz w:val="24"/>
-        </w:rPr>
-        <w:t>)</w:t>
+      <w:r>
+        <w:rPr>
+          <w:rFonts w:ascii="Times New Roman" w:hAnsi="Times New Roman" w:cs="Times New Roman"/>
+          <w:sz w:val="24"/>
+        </w:rPr>
+        <w:t>Makarov D.N., Iseev M.K., Gusarevich E.S. et al. Ultrashort Pulses in the Structural Analysis of Diamond Layers with NV Centers // JETP Letters. – 2024. – V. 120. – P. 695–699. DOI: 10.1134/S0021364024603567 (Журнал: Q3, SJR (2025): 0.322, Инд. в: Scopus)</w:t>
       </w:r>
     </w:p>
     <w:p>
@@ -2095,181 +1004,12 @@
           <w:sz w:val="24"/>
         </w:rPr>
       </w:pPr>
-      <w:proofErr w:type="spellStart"/>
-      <w:r>
-        <w:rPr>
-          <w:rFonts w:ascii="Times New Roman" w:hAnsi="Times New Roman" w:cs="Times New Roman"/>
-          <w:sz w:val="24"/>
-        </w:rPr>
-        <w:t>Makarov</w:t>
-      </w:r>
-      <w:proofErr w:type="spellEnd"/>
-      <w:r>
-        <w:rPr>
-          <w:rFonts w:ascii="Times New Roman" w:hAnsi="Times New Roman" w:cs="Times New Roman"/>
-          <w:sz w:val="24"/>
-        </w:rPr>
-        <w:t xml:space="preserve"> D.N., </w:t>
-      </w:r>
-      <w:proofErr w:type="spellStart"/>
-      <w:r>
-        <w:rPr>
-          <w:rFonts w:ascii="Times New Roman" w:hAnsi="Times New Roman" w:cs="Times New Roman"/>
-          <w:sz w:val="24"/>
-        </w:rPr>
-        <w:t>Makarova</w:t>
-      </w:r>
-      <w:proofErr w:type="spellEnd"/>
-      <w:r>
-        <w:rPr>
-          <w:rFonts w:ascii="Times New Roman" w:hAnsi="Times New Roman" w:cs="Times New Roman"/>
-          <w:sz w:val="24"/>
-        </w:rPr>
-        <w:t xml:space="preserve"> K.A. Quantum </w:t>
-      </w:r>
-      <w:proofErr w:type="spellStart"/>
-      <w:r>
-        <w:rPr>
-          <w:rFonts w:ascii="Times New Roman" w:hAnsi="Times New Roman" w:cs="Times New Roman"/>
-          <w:sz w:val="24"/>
-        </w:rPr>
-        <w:t>beam</w:t>
-      </w:r>
-      <w:proofErr w:type="spellEnd"/>
-      <w:r>
-        <w:rPr>
-          <w:rFonts w:ascii="Times New Roman" w:hAnsi="Times New Roman" w:cs="Times New Roman"/>
-          <w:sz w:val="24"/>
-        </w:rPr>
-        <w:t xml:space="preserve"> </w:t>
-      </w:r>
-      <w:proofErr w:type="spellStart"/>
-      <w:r>
-        <w:rPr>
-          <w:rFonts w:ascii="Times New Roman" w:hAnsi="Times New Roman" w:cs="Times New Roman"/>
-          <w:sz w:val="24"/>
-        </w:rPr>
-        <w:t>splitter</w:t>
-      </w:r>
-      <w:proofErr w:type="spellEnd"/>
-      <w:r>
-        <w:rPr>
-          <w:rFonts w:ascii="Times New Roman" w:hAnsi="Times New Roman" w:cs="Times New Roman"/>
-          <w:sz w:val="24"/>
-        </w:rPr>
-        <w:t xml:space="preserve"> </w:t>
-      </w:r>
-      <w:proofErr w:type="spellStart"/>
-      <w:r>
-        <w:rPr>
-          <w:rFonts w:ascii="Times New Roman" w:hAnsi="Times New Roman" w:cs="Times New Roman"/>
-          <w:sz w:val="24"/>
-        </w:rPr>
-        <w:t>based</w:t>
-      </w:r>
-      <w:proofErr w:type="spellEnd"/>
-      <w:r>
-        <w:rPr>
-          <w:rFonts w:ascii="Times New Roman" w:hAnsi="Times New Roman" w:cs="Times New Roman"/>
-          <w:sz w:val="24"/>
-        </w:rPr>
-        <w:t xml:space="preserve"> on </w:t>
-      </w:r>
-      <w:proofErr w:type="spellStart"/>
-      <w:r>
-        <w:rPr>
-          <w:rFonts w:ascii="Times New Roman" w:hAnsi="Times New Roman" w:cs="Times New Roman"/>
-          <w:sz w:val="24"/>
-        </w:rPr>
-        <w:t>free</w:t>
-      </w:r>
-      <w:proofErr w:type="spellEnd"/>
-      <w:r>
-        <w:rPr>
-          <w:rFonts w:ascii="Times New Roman" w:hAnsi="Times New Roman" w:cs="Times New Roman"/>
-          <w:sz w:val="24"/>
-        </w:rPr>
-        <w:t xml:space="preserve"> </w:t>
-      </w:r>
-      <w:proofErr w:type="spellStart"/>
-      <w:r>
-        <w:rPr>
-          <w:rFonts w:ascii="Times New Roman" w:hAnsi="Times New Roman" w:cs="Times New Roman"/>
-          <w:sz w:val="24"/>
-        </w:rPr>
-        <w:t>charged</w:t>
-      </w:r>
-      <w:proofErr w:type="spellEnd"/>
-      <w:r>
-        <w:rPr>
-          <w:rFonts w:ascii="Times New Roman" w:hAnsi="Times New Roman" w:cs="Times New Roman"/>
-          <w:sz w:val="24"/>
-        </w:rPr>
-        <w:t xml:space="preserve"> </w:t>
-      </w:r>
-      <w:proofErr w:type="spellStart"/>
-      <w:r>
-        <w:rPr>
-          <w:rFonts w:ascii="Times New Roman" w:hAnsi="Times New Roman" w:cs="Times New Roman"/>
-          <w:sz w:val="24"/>
-        </w:rPr>
-        <w:t>particles</w:t>
-      </w:r>
-      <w:proofErr w:type="spellEnd"/>
-      <w:r>
-        <w:rPr>
-          <w:rFonts w:ascii="Times New Roman" w:hAnsi="Times New Roman" w:cs="Times New Roman"/>
-          <w:sz w:val="24"/>
-        </w:rPr>
-        <w:t xml:space="preserve"> // Optics Letters. – 2024. – V. 49. – </w:t>
-      </w:r>
-      <w:proofErr w:type="spellStart"/>
-      <w:r>
-        <w:rPr>
-          <w:rFonts w:ascii="Times New Roman" w:hAnsi="Times New Roman" w:cs="Times New Roman"/>
-          <w:sz w:val="24"/>
-        </w:rPr>
-        <w:t>Issue</w:t>
-      </w:r>
-      <w:proofErr w:type="spellEnd"/>
-      <w:r>
-        <w:rPr>
-          <w:rFonts w:ascii="Times New Roman" w:hAnsi="Times New Roman" w:cs="Times New Roman"/>
-          <w:sz w:val="24"/>
-        </w:rPr>
-        <w:t xml:space="preserve"> 11. – P. </w:t>
-      </w:r>
-      <w:proofErr w:type="gramStart"/>
-      <w:r>
-        <w:rPr>
-          <w:rFonts w:ascii="Times New Roman" w:hAnsi="Times New Roman" w:cs="Times New Roman"/>
-          <w:sz w:val="24"/>
-        </w:rPr>
-        <w:t>3042-3045</w:t>
-      </w:r>
-      <w:proofErr w:type="gramEnd"/>
-      <w:r>
-        <w:rPr>
-          <w:rFonts w:ascii="Times New Roman" w:hAnsi="Times New Roman" w:cs="Times New Roman"/>
-          <w:sz w:val="24"/>
-        </w:rPr>
-        <w:t xml:space="preserve">. DOI: 10.1364/OL.525697 (Журнал: Q1, SJR (2025): 0.849, Инд. в: </w:t>
-      </w:r>
-      <w:proofErr w:type="spellStart"/>
-      <w:r>
-        <w:rPr>
-          <w:rFonts w:ascii="Times New Roman" w:hAnsi="Times New Roman" w:cs="Times New Roman"/>
-          <w:sz w:val="24"/>
-        </w:rPr>
-        <w:t>Scopus</w:t>
-      </w:r>
-      <w:proofErr w:type="spellEnd"/>
-      <w:r>
-        <w:rPr>
-          <w:rFonts w:ascii="Times New Roman" w:hAnsi="Times New Roman" w:cs="Times New Roman"/>
-          <w:sz w:val="24"/>
-        </w:rPr>
-        <w:t>)</w:t>
+      <w:r>
+        <w:rPr>
+          <w:rFonts w:ascii="Times New Roman" w:hAnsi="Times New Roman" w:cs="Times New Roman"/>
+          <w:sz w:val="24"/>
+        </w:rPr>
+        <w:t>Makarov D.N., Makarova K.A. Quantum beam splitter based on free charged particles // Optics Letters. – 2024. – V. 49. – Issue 11. – P. 3042-3045. DOI: 10.1364/OL.525697 (Журнал: Q1, SJR (2025): 0.849, Инд. в: Scopus)</w:t>
       </w:r>
     </w:p>
     <w:p>
@@ -2285,293 +1025,12 @@
           <w:sz w:val="24"/>
         </w:rPr>
       </w:pPr>
-      <w:proofErr w:type="spellStart"/>
-      <w:r>
-        <w:rPr>
-          <w:rFonts w:ascii="Times New Roman" w:hAnsi="Times New Roman" w:cs="Times New Roman"/>
-          <w:sz w:val="24"/>
-        </w:rPr>
-        <w:t>Makarov</w:t>
-      </w:r>
-      <w:proofErr w:type="spellEnd"/>
-      <w:r>
-        <w:rPr>
-          <w:rFonts w:ascii="Times New Roman" w:hAnsi="Times New Roman" w:cs="Times New Roman"/>
-          <w:sz w:val="24"/>
-        </w:rPr>
-        <w:t xml:space="preserve"> D., </w:t>
-      </w:r>
-      <w:proofErr w:type="spellStart"/>
-      <w:r>
-        <w:rPr>
-          <w:rFonts w:ascii="Times New Roman" w:hAnsi="Times New Roman" w:cs="Times New Roman"/>
-          <w:sz w:val="24"/>
-        </w:rPr>
-        <w:t>Iseev</w:t>
-      </w:r>
-      <w:proofErr w:type="spellEnd"/>
-      <w:r>
-        <w:rPr>
-          <w:rFonts w:ascii="Times New Roman" w:hAnsi="Times New Roman" w:cs="Times New Roman"/>
-          <w:sz w:val="24"/>
-        </w:rPr>
-        <w:t xml:space="preserve"> M., </w:t>
-      </w:r>
-      <w:proofErr w:type="spellStart"/>
-      <w:r>
-        <w:rPr>
-          <w:rFonts w:ascii="Times New Roman" w:hAnsi="Times New Roman" w:cs="Times New Roman"/>
-          <w:sz w:val="24"/>
-        </w:rPr>
-        <w:t>Gusarevich</w:t>
-      </w:r>
-      <w:proofErr w:type="spellEnd"/>
-      <w:r>
-        <w:rPr>
-          <w:rFonts w:ascii="Times New Roman" w:hAnsi="Times New Roman" w:cs="Times New Roman"/>
-          <w:sz w:val="24"/>
-        </w:rPr>
-        <w:t xml:space="preserve"> E., </w:t>
-      </w:r>
-      <w:proofErr w:type="spellStart"/>
-      <w:r>
-        <w:rPr>
-          <w:rFonts w:ascii="Times New Roman" w:hAnsi="Times New Roman" w:cs="Times New Roman"/>
-          <w:sz w:val="24"/>
-        </w:rPr>
-        <w:t>Matveev</w:t>
-      </w:r>
-      <w:proofErr w:type="spellEnd"/>
-      <w:r>
-        <w:rPr>
-          <w:rFonts w:ascii="Times New Roman" w:hAnsi="Times New Roman" w:cs="Times New Roman"/>
-          <w:sz w:val="24"/>
-        </w:rPr>
-        <w:t xml:space="preserve"> V., </w:t>
-      </w:r>
-      <w:proofErr w:type="spellStart"/>
-      <w:r>
-        <w:rPr>
-          <w:rFonts w:ascii="Times New Roman" w:hAnsi="Times New Roman" w:cs="Times New Roman"/>
-          <w:sz w:val="24"/>
-        </w:rPr>
-        <w:t>Makarova</w:t>
-      </w:r>
-      <w:proofErr w:type="spellEnd"/>
-      <w:r>
-        <w:rPr>
-          <w:rFonts w:ascii="Times New Roman" w:hAnsi="Times New Roman" w:cs="Times New Roman"/>
-          <w:sz w:val="24"/>
-        </w:rPr>
-        <w:t xml:space="preserve"> K., </w:t>
-      </w:r>
-      <w:proofErr w:type="spellStart"/>
-      <w:r>
-        <w:rPr>
-          <w:rFonts w:ascii="Times New Roman" w:hAnsi="Times New Roman" w:cs="Times New Roman"/>
-          <w:sz w:val="24"/>
-        </w:rPr>
-        <w:t>Borisov</w:t>
-      </w:r>
-      <w:proofErr w:type="spellEnd"/>
-      <w:r>
-        <w:rPr>
-          <w:rFonts w:ascii="Times New Roman" w:hAnsi="Times New Roman" w:cs="Times New Roman"/>
-          <w:sz w:val="24"/>
-        </w:rPr>
-        <w:t xml:space="preserve"> M. </w:t>
-      </w:r>
-      <w:proofErr w:type="spellStart"/>
-      <w:r>
-        <w:rPr>
-          <w:rFonts w:ascii="Times New Roman" w:hAnsi="Times New Roman" w:cs="Times New Roman"/>
-          <w:sz w:val="24"/>
-        </w:rPr>
-        <w:t>Scattering</w:t>
-      </w:r>
-      <w:proofErr w:type="spellEnd"/>
-      <w:r>
-        <w:rPr>
-          <w:rFonts w:ascii="Times New Roman" w:hAnsi="Times New Roman" w:cs="Times New Roman"/>
-          <w:sz w:val="24"/>
-        </w:rPr>
-        <w:t xml:space="preserve"> </w:t>
-      </w:r>
-      <w:proofErr w:type="spellStart"/>
-      <w:r>
-        <w:rPr>
-          <w:rFonts w:ascii="Times New Roman" w:hAnsi="Times New Roman" w:cs="Times New Roman"/>
-          <w:sz w:val="24"/>
-        </w:rPr>
-        <w:t>of</w:t>
-      </w:r>
-      <w:proofErr w:type="spellEnd"/>
-      <w:r>
-        <w:rPr>
-          <w:rFonts w:ascii="Times New Roman" w:hAnsi="Times New Roman" w:cs="Times New Roman"/>
-          <w:sz w:val="24"/>
-        </w:rPr>
-        <w:t xml:space="preserve"> </w:t>
-      </w:r>
-      <w:proofErr w:type="spellStart"/>
-      <w:r>
-        <w:rPr>
-          <w:rFonts w:ascii="Times New Roman" w:hAnsi="Times New Roman" w:cs="Times New Roman"/>
-          <w:sz w:val="24"/>
-        </w:rPr>
-        <w:t>Ultrashort</w:t>
-      </w:r>
-      <w:proofErr w:type="spellEnd"/>
-      <w:r>
-        <w:rPr>
-          <w:rFonts w:ascii="Times New Roman" w:hAnsi="Times New Roman" w:cs="Times New Roman"/>
-          <w:sz w:val="24"/>
-        </w:rPr>
-        <w:t xml:space="preserve"> X-</w:t>
-      </w:r>
-      <w:proofErr w:type="spellStart"/>
-      <w:r>
-        <w:rPr>
-          <w:rFonts w:ascii="Times New Roman" w:hAnsi="Times New Roman" w:cs="Times New Roman"/>
-          <w:sz w:val="24"/>
-        </w:rPr>
-        <w:t>ray</w:t>
-      </w:r>
-      <w:proofErr w:type="spellEnd"/>
-      <w:r>
-        <w:rPr>
-          <w:rFonts w:ascii="Times New Roman" w:hAnsi="Times New Roman" w:cs="Times New Roman"/>
-          <w:sz w:val="24"/>
-        </w:rPr>
-        <w:t xml:space="preserve"> </w:t>
-      </w:r>
-      <w:proofErr w:type="spellStart"/>
-      <w:r>
-        <w:rPr>
-          <w:rFonts w:ascii="Times New Roman" w:hAnsi="Times New Roman" w:cs="Times New Roman"/>
-          <w:sz w:val="24"/>
-        </w:rPr>
-        <w:t>Pulses</w:t>
-      </w:r>
-      <w:proofErr w:type="spellEnd"/>
-      <w:r>
-        <w:rPr>
-          <w:rFonts w:ascii="Times New Roman" w:hAnsi="Times New Roman" w:cs="Times New Roman"/>
-          <w:sz w:val="24"/>
-        </w:rPr>
-        <w:t xml:space="preserve"> </w:t>
-      </w:r>
-      <w:proofErr w:type="spellStart"/>
-      <w:r>
-        <w:rPr>
-          <w:rFonts w:ascii="Times New Roman" w:hAnsi="Times New Roman" w:cs="Times New Roman"/>
-          <w:sz w:val="24"/>
-        </w:rPr>
-        <w:t>from</w:t>
-      </w:r>
-      <w:proofErr w:type="spellEnd"/>
-      <w:r>
-        <w:rPr>
-          <w:rFonts w:ascii="Times New Roman" w:hAnsi="Times New Roman" w:cs="Times New Roman"/>
-          <w:sz w:val="24"/>
-        </w:rPr>
-        <w:t xml:space="preserve"> </w:t>
-      </w:r>
-      <w:proofErr w:type="spellStart"/>
-      <w:r>
-        <w:rPr>
-          <w:rFonts w:ascii="Times New Roman" w:hAnsi="Times New Roman" w:cs="Times New Roman"/>
-          <w:sz w:val="24"/>
-        </w:rPr>
-        <w:t>Oriented</w:t>
-      </w:r>
-      <w:proofErr w:type="spellEnd"/>
-      <w:r>
-        <w:rPr>
-          <w:rFonts w:ascii="Times New Roman" w:hAnsi="Times New Roman" w:cs="Times New Roman"/>
-          <w:sz w:val="24"/>
-        </w:rPr>
-        <w:t xml:space="preserve"> NV </w:t>
-      </w:r>
-      <w:proofErr w:type="spellStart"/>
-      <w:r>
-        <w:rPr>
-          <w:rFonts w:ascii="Times New Roman" w:hAnsi="Times New Roman" w:cs="Times New Roman"/>
-          <w:sz w:val="24"/>
-        </w:rPr>
-        <w:t>Centers</w:t>
-      </w:r>
-      <w:proofErr w:type="spellEnd"/>
-      <w:r>
-        <w:rPr>
-          <w:rFonts w:ascii="Times New Roman" w:hAnsi="Times New Roman" w:cs="Times New Roman"/>
-          <w:sz w:val="24"/>
-        </w:rPr>
-        <w:t xml:space="preserve"> in </w:t>
-      </w:r>
-      <w:proofErr w:type="spellStart"/>
-      <w:r>
-        <w:rPr>
-          <w:rFonts w:ascii="Times New Roman" w:hAnsi="Times New Roman" w:cs="Times New Roman"/>
-          <w:sz w:val="24"/>
-        </w:rPr>
-        <w:t>the</w:t>
-      </w:r>
-      <w:proofErr w:type="spellEnd"/>
-      <w:r>
-        <w:rPr>
-          <w:rFonts w:ascii="Times New Roman" w:hAnsi="Times New Roman" w:cs="Times New Roman"/>
-          <w:sz w:val="24"/>
-        </w:rPr>
-        <w:t xml:space="preserve"> Diamond </w:t>
-      </w:r>
-      <w:proofErr w:type="spellStart"/>
-      <w:r>
-        <w:rPr>
-          <w:rFonts w:ascii="Times New Roman" w:hAnsi="Times New Roman" w:cs="Times New Roman"/>
-          <w:sz w:val="24"/>
-        </w:rPr>
-        <w:t>Structure</w:t>
-      </w:r>
-      <w:proofErr w:type="spellEnd"/>
-      <w:r>
-        <w:rPr>
-          <w:rFonts w:ascii="Times New Roman" w:hAnsi="Times New Roman" w:cs="Times New Roman"/>
-          <w:sz w:val="24"/>
-        </w:rPr>
-        <w:t xml:space="preserve"> // </w:t>
-      </w:r>
-      <w:proofErr w:type="spellStart"/>
-      <w:r>
-        <w:rPr>
-          <w:rFonts w:ascii="Times New Roman" w:hAnsi="Times New Roman" w:cs="Times New Roman"/>
-          <w:sz w:val="24"/>
-        </w:rPr>
-        <w:t>Crystals</w:t>
-      </w:r>
-      <w:proofErr w:type="spellEnd"/>
-      <w:r>
-        <w:rPr>
-          <w:rFonts w:ascii="Times New Roman" w:hAnsi="Times New Roman" w:cs="Times New Roman"/>
-          <w:sz w:val="24"/>
-        </w:rPr>
-        <w:t xml:space="preserve">. – 2024. – V. 14. – P. 193. DOI: 10.3390/cryst14020193 (Журнал: Q2, SJR (2025): 0.497, Инд. в: </w:t>
-      </w:r>
-      <w:proofErr w:type="spellStart"/>
-      <w:r>
-        <w:rPr>
-          <w:rFonts w:ascii="Times New Roman" w:hAnsi="Times New Roman" w:cs="Times New Roman"/>
-          <w:sz w:val="24"/>
-        </w:rPr>
-        <w:t>Scopus</w:t>
-      </w:r>
-      <w:proofErr w:type="spellEnd"/>
-      <w:r>
-        <w:rPr>
-          <w:rFonts w:ascii="Times New Roman" w:hAnsi="Times New Roman" w:cs="Times New Roman"/>
-          <w:sz w:val="24"/>
-        </w:rPr>
-        <w:t>)</w:t>
+      <w:r>
+        <w:rPr>
+          <w:rFonts w:ascii="Times New Roman" w:hAnsi="Times New Roman" w:cs="Times New Roman"/>
+          <w:sz w:val="24"/>
+        </w:rPr>
+        <w:t>Makarov D., Iseev M., Gusarevich E., Matveev V., Makarova K., Borisov M. Scattering of Ultrashort X-ray Pulses from Oriented NV Centers in the Diamond Structure // Crystals. – 2024. – V. 14. – P. 193. DOI: 10.3390/cryst14020193 (Журнал: Q2, SJR (2025): 0.497, Инд. в: Scopus)</w:t>
       </w:r>
     </w:p>
     <w:p>
@@ -2587,149 +1046,12 @@
           <w:sz w:val="24"/>
         </w:rPr>
       </w:pPr>
-      <w:proofErr w:type="spellStart"/>
-      <w:r>
-        <w:rPr>
-          <w:rFonts w:ascii="Times New Roman" w:hAnsi="Times New Roman" w:cs="Times New Roman"/>
-          <w:sz w:val="24"/>
-        </w:rPr>
-        <w:t>Makarov</w:t>
-      </w:r>
-      <w:proofErr w:type="spellEnd"/>
-      <w:r>
-        <w:rPr>
-          <w:rFonts w:ascii="Times New Roman" w:hAnsi="Times New Roman" w:cs="Times New Roman"/>
-          <w:sz w:val="24"/>
-        </w:rPr>
-        <w:t xml:space="preserve"> D.N. Quantum </w:t>
-      </w:r>
-      <w:proofErr w:type="spellStart"/>
-      <w:r>
-        <w:rPr>
-          <w:rFonts w:ascii="Times New Roman" w:hAnsi="Times New Roman" w:cs="Times New Roman"/>
-          <w:sz w:val="24"/>
-        </w:rPr>
-        <w:t>entanglement</w:t>
-      </w:r>
-      <w:proofErr w:type="spellEnd"/>
-      <w:r>
-        <w:rPr>
-          <w:rFonts w:ascii="Times New Roman" w:hAnsi="Times New Roman" w:cs="Times New Roman"/>
-          <w:sz w:val="24"/>
-        </w:rPr>
-        <w:t xml:space="preserve"> </w:t>
-      </w:r>
-      <w:proofErr w:type="spellStart"/>
-      <w:r>
-        <w:rPr>
-          <w:rFonts w:ascii="Times New Roman" w:hAnsi="Times New Roman" w:cs="Times New Roman"/>
-          <w:sz w:val="24"/>
-        </w:rPr>
-        <w:t>of</w:t>
-      </w:r>
-      <w:proofErr w:type="spellEnd"/>
-      <w:r>
-        <w:rPr>
-          <w:rFonts w:ascii="Times New Roman" w:hAnsi="Times New Roman" w:cs="Times New Roman"/>
-          <w:sz w:val="24"/>
-        </w:rPr>
-        <w:t xml:space="preserve"> </w:t>
-      </w:r>
-      <w:proofErr w:type="spellStart"/>
-      <w:r>
-        <w:rPr>
-          <w:rFonts w:ascii="Times New Roman" w:hAnsi="Times New Roman" w:cs="Times New Roman"/>
-          <w:sz w:val="24"/>
-        </w:rPr>
-        <w:t>photons</w:t>
-      </w:r>
-      <w:proofErr w:type="spellEnd"/>
-      <w:r>
-        <w:rPr>
-          <w:rFonts w:ascii="Times New Roman" w:hAnsi="Times New Roman" w:cs="Times New Roman"/>
-          <w:sz w:val="24"/>
-        </w:rPr>
-        <w:t xml:space="preserve"> on </w:t>
-      </w:r>
-      <w:proofErr w:type="spellStart"/>
-      <w:r>
-        <w:rPr>
-          <w:rFonts w:ascii="Times New Roman" w:hAnsi="Times New Roman" w:cs="Times New Roman"/>
-          <w:sz w:val="24"/>
-        </w:rPr>
-        <w:t>free</w:t>
-      </w:r>
-      <w:proofErr w:type="spellEnd"/>
-      <w:r>
-        <w:rPr>
-          <w:rFonts w:ascii="Times New Roman" w:hAnsi="Times New Roman" w:cs="Times New Roman"/>
-          <w:sz w:val="24"/>
-        </w:rPr>
-        <w:t xml:space="preserve"> </w:t>
-      </w:r>
-      <w:proofErr w:type="spellStart"/>
-      <w:r>
-        <w:rPr>
-          <w:rFonts w:ascii="Times New Roman" w:hAnsi="Times New Roman" w:cs="Times New Roman"/>
-          <w:sz w:val="24"/>
-        </w:rPr>
-        <w:t>electrons</w:t>
-      </w:r>
-      <w:proofErr w:type="spellEnd"/>
-      <w:r>
-        <w:rPr>
-          <w:rFonts w:ascii="Times New Roman" w:hAnsi="Times New Roman" w:cs="Times New Roman"/>
-          <w:sz w:val="24"/>
-        </w:rPr>
-        <w:t xml:space="preserve"> // </w:t>
-      </w:r>
-      <w:proofErr w:type="spellStart"/>
-      <w:r>
-        <w:rPr>
-          <w:rFonts w:ascii="Times New Roman" w:hAnsi="Times New Roman" w:cs="Times New Roman"/>
-          <w:sz w:val="24"/>
-        </w:rPr>
-        <w:t>Results</w:t>
-      </w:r>
-      <w:proofErr w:type="spellEnd"/>
-      <w:r>
-        <w:rPr>
-          <w:rFonts w:ascii="Times New Roman" w:hAnsi="Times New Roman" w:cs="Times New Roman"/>
-          <w:sz w:val="24"/>
-        </w:rPr>
-        <w:t xml:space="preserve"> in Physics. – 2023. – V. – P. 106515. DOI: 10.1016/j.rinp.2023.106515 (</w:t>
-      </w:r>
-      <w:proofErr w:type="spellStart"/>
-      <w:r>
-        <w:rPr>
-          <w:rFonts w:ascii="Times New Roman" w:hAnsi="Times New Roman" w:cs="Times New Roman"/>
-          <w:sz w:val="24"/>
-        </w:rPr>
-        <w:t>Импакт</w:t>
-      </w:r>
-      <w:proofErr w:type="spellEnd"/>
-      <w:r>
-        <w:rPr>
-          <w:rFonts w:ascii="Times New Roman" w:hAnsi="Times New Roman" w:cs="Times New Roman"/>
-          <w:sz w:val="24"/>
-        </w:rPr>
-        <w:t xml:space="preserve">-фактор: 4.565; Журнал: Q2, SJR (2025): 0.593, Инд. в: </w:t>
-      </w:r>
-      <w:proofErr w:type="spellStart"/>
-      <w:r>
-        <w:rPr>
-          <w:rFonts w:ascii="Times New Roman" w:hAnsi="Times New Roman" w:cs="Times New Roman"/>
-          <w:sz w:val="24"/>
-        </w:rPr>
-        <w:t>Scopus</w:t>
-      </w:r>
-      <w:proofErr w:type="spellEnd"/>
-      <w:r>
-        <w:rPr>
-          <w:rFonts w:ascii="Times New Roman" w:hAnsi="Times New Roman" w:cs="Times New Roman"/>
-          <w:sz w:val="24"/>
-        </w:rPr>
-        <w:t>)</w:t>
+      <w:r>
+        <w:rPr>
+          <w:rFonts w:ascii="Times New Roman" w:hAnsi="Times New Roman" w:cs="Times New Roman"/>
+          <w:sz w:val="24"/>
+        </w:rPr>
+        <w:t>Makarov D.N. Quantum entanglement of photons on free electrons // Results in Physics. – 2023. – V. – P. 106515. DOI: 10.1016/j.rinp.2023.106515 (Импакт-фактор: 4.565; Журнал: Q2, SJR (2025): 0.593, Инд. в: Scopus)</w:t>
       </w:r>
     </w:p>
     <w:p>
@@ -2745,134 +1067,13 @@
           <w:sz w:val="24"/>
         </w:rPr>
       </w:pPr>
-      <w:proofErr w:type="spellStart"/>
       <w:r>
         <w:rPr>
           <w:rFonts w:ascii="Times New Roman" w:hAnsi="Times New Roman" w:cs="Times New Roman"/>
           <w:sz w:val="24"/>
         </w:rPr>
         <w:lastRenderedPageBreak/>
-        <w:t>Makarov</w:t>
-      </w:r>
-      <w:proofErr w:type="spellEnd"/>
-      <w:r>
-        <w:rPr>
-          <w:rFonts w:ascii="Times New Roman" w:hAnsi="Times New Roman" w:cs="Times New Roman"/>
-          <w:sz w:val="24"/>
-        </w:rPr>
-        <w:t xml:space="preserve"> D.N. General </w:t>
-      </w:r>
-      <w:proofErr w:type="spellStart"/>
-      <w:r>
-        <w:rPr>
-          <w:rFonts w:ascii="Times New Roman" w:hAnsi="Times New Roman" w:cs="Times New Roman"/>
-          <w:sz w:val="24"/>
-        </w:rPr>
-        <w:t>quantum</w:t>
-      </w:r>
-      <w:proofErr w:type="spellEnd"/>
-      <w:r>
-        <w:rPr>
-          <w:rFonts w:ascii="Times New Roman" w:hAnsi="Times New Roman" w:cs="Times New Roman"/>
-          <w:sz w:val="24"/>
-        </w:rPr>
-        <w:t xml:space="preserve"> </w:t>
-      </w:r>
-      <w:proofErr w:type="spellStart"/>
-      <w:r>
-        <w:rPr>
-          <w:rFonts w:ascii="Times New Roman" w:hAnsi="Times New Roman" w:cs="Times New Roman"/>
-          <w:sz w:val="24"/>
-        </w:rPr>
-        <w:t>theory</w:t>
-      </w:r>
-      <w:proofErr w:type="spellEnd"/>
-      <w:r>
-        <w:rPr>
-          <w:rFonts w:ascii="Times New Roman" w:hAnsi="Times New Roman" w:cs="Times New Roman"/>
-          <w:sz w:val="24"/>
-        </w:rPr>
-        <w:t xml:space="preserve"> </w:t>
-      </w:r>
-      <w:proofErr w:type="spellStart"/>
-      <w:r>
-        <w:rPr>
-          <w:rFonts w:ascii="Times New Roman" w:hAnsi="Times New Roman" w:cs="Times New Roman"/>
-          <w:sz w:val="24"/>
-        </w:rPr>
-        <w:t>of</w:t>
-      </w:r>
-      <w:proofErr w:type="spellEnd"/>
-      <w:r>
-        <w:rPr>
-          <w:rFonts w:ascii="Times New Roman" w:hAnsi="Times New Roman" w:cs="Times New Roman"/>
-          <w:sz w:val="24"/>
-        </w:rPr>
-        <w:t xml:space="preserve"> Thomson </w:t>
-      </w:r>
-      <w:proofErr w:type="spellStart"/>
-      <w:r>
-        <w:rPr>
-          <w:rFonts w:ascii="Times New Roman" w:hAnsi="Times New Roman" w:cs="Times New Roman"/>
-          <w:sz w:val="24"/>
-        </w:rPr>
-        <w:t>scattering</w:t>
-      </w:r>
-      <w:proofErr w:type="spellEnd"/>
-      <w:r>
-        <w:rPr>
-          <w:rFonts w:ascii="Times New Roman" w:hAnsi="Times New Roman" w:cs="Times New Roman"/>
-          <w:sz w:val="24"/>
-        </w:rPr>
-        <w:t xml:space="preserve"> // </w:t>
-      </w:r>
-      <w:proofErr w:type="spellStart"/>
-      <w:r>
-        <w:rPr>
-          <w:rFonts w:ascii="Times New Roman" w:hAnsi="Times New Roman" w:cs="Times New Roman"/>
-          <w:sz w:val="24"/>
-        </w:rPr>
-        <w:t>Results</w:t>
-      </w:r>
-      <w:proofErr w:type="spellEnd"/>
-      <w:r>
-        <w:rPr>
-          <w:rFonts w:ascii="Times New Roman" w:hAnsi="Times New Roman" w:cs="Times New Roman"/>
-          <w:sz w:val="24"/>
-        </w:rPr>
-        <w:t xml:space="preserve"> in Physics. – 2023. – V. 52. – P. 106790. DOI: 10.1016/j.rinp.2023.106790 (</w:t>
-      </w:r>
-      <w:proofErr w:type="spellStart"/>
-      <w:r>
-        <w:rPr>
-          <w:rFonts w:ascii="Times New Roman" w:hAnsi="Times New Roman" w:cs="Times New Roman"/>
-          <w:sz w:val="24"/>
-        </w:rPr>
-        <w:t>Импакт</w:t>
-      </w:r>
-      <w:proofErr w:type="spellEnd"/>
-      <w:r>
-        <w:rPr>
-          <w:rFonts w:ascii="Times New Roman" w:hAnsi="Times New Roman" w:cs="Times New Roman"/>
-          <w:sz w:val="24"/>
-        </w:rPr>
-        <w:t xml:space="preserve">-фактор: 4.565; Журнал: Q2, SJR (2025): 0.593, Инд. в: </w:t>
-      </w:r>
-      <w:proofErr w:type="spellStart"/>
-      <w:r>
-        <w:rPr>
-          <w:rFonts w:ascii="Times New Roman" w:hAnsi="Times New Roman" w:cs="Times New Roman"/>
-          <w:sz w:val="24"/>
-        </w:rPr>
-        <w:t>Scopus</w:t>
-      </w:r>
-      <w:proofErr w:type="spellEnd"/>
-      <w:r>
-        <w:rPr>
-          <w:rFonts w:ascii="Times New Roman" w:hAnsi="Times New Roman" w:cs="Times New Roman"/>
-          <w:sz w:val="24"/>
-        </w:rPr>
-        <w:t>)</w:t>
+        <w:t>Makarov D.N. General quantum theory of Thomson scattering // Results in Physics. – 2023. – V. 52. – P. 106790. DOI: 10.1016/j.rinp.2023.106790 (Импакт-фактор: 4.565; Журнал: Q2, SJR (2025): 0.593, Инд. в: Scopus)</w:t>
       </w:r>
     </w:p>
     <w:p>
@@ -2888,245 +1089,12 @@
           <w:sz w:val="24"/>
         </w:rPr>
       </w:pPr>
-      <w:proofErr w:type="spellStart"/>
-      <w:r>
-        <w:rPr>
-          <w:rFonts w:ascii="Times New Roman" w:hAnsi="Times New Roman" w:cs="Times New Roman"/>
-          <w:sz w:val="24"/>
-        </w:rPr>
-        <w:t>Makarov</w:t>
-      </w:r>
-      <w:proofErr w:type="spellEnd"/>
-      <w:r>
-        <w:rPr>
-          <w:rFonts w:ascii="Times New Roman" w:hAnsi="Times New Roman" w:cs="Times New Roman"/>
-          <w:sz w:val="24"/>
-        </w:rPr>
-        <w:t xml:space="preserve"> D.N., </w:t>
-      </w:r>
-      <w:proofErr w:type="spellStart"/>
-      <w:r>
-        <w:rPr>
-          <w:rFonts w:ascii="Times New Roman" w:hAnsi="Times New Roman" w:cs="Times New Roman"/>
-          <w:sz w:val="24"/>
-        </w:rPr>
-        <w:t>Kharlamova</w:t>
-      </w:r>
-      <w:proofErr w:type="spellEnd"/>
-      <w:r>
-        <w:rPr>
-          <w:rFonts w:ascii="Times New Roman" w:hAnsi="Times New Roman" w:cs="Times New Roman"/>
-          <w:sz w:val="24"/>
-        </w:rPr>
-        <w:t xml:space="preserve"> A. </w:t>
-      </w:r>
-      <w:proofErr w:type="spellStart"/>
-      <w:r>
-        <w:rPr>
-          <w:rFonts w:ascii="Times New Roman" w:hAnsi="Times New Roman" w:cs="Times New Roman"/>
-          <w:sz w:val="24"/>
-        </w:rPr>
-        <w:t>Scattering</w:t>
-      </w:r>
-      <w:proofErr w:type="spellEnd"/>
-      <w:r>
-        <w:rPr>
-          <w:rFonts w:ascii="Times New Roman" w:hAnsi="Times New Roman" w:cs="Times New Roman"/>
-          <w:sz w:val="24"/>
-        </w:rPr>
-        <w:t xml:space="preserve"> </w:t>
-      </w:r>
-      <w:proofErr w:type="spellStart"/>
-      <w:r>
-        <w:rPr>
-          <w:rFonts w:ascii="Times New Roman" w:hAnsi="Times New Roman" w:cs="Times New Roman"/>
-          <w:sz w:val="24"/>
-        </w:rPr>
-        <w:t>of</w:t>
-      </w:r>
-      <w:proofErr w:type="spellEnd"/>
-      <w:r>
-        <w:rPr>
-          <w:rFonts w:ascii="Times New Roman" w:hAnsi="Times New Roman" w:cs="Times New Roman"/>
-          <w:sz w:val="24"/>
-        </w:rPr>
-        <w:t xml:space="preserve"> </w:t>
-      </w:r>
-      <w:proofErr w:type="spellStart"/>
-      <w:r>
-        <w:rPr>
-          <w:rFonts w:ascii="Times New Roman" w:hAnsi="Times New Roman" w:cs="Times New Roman"/>
-          <w:sz w:val="24"/>
-        </w:rPr>
-        <w:t>Attosecond</w:t>
-      </w:r>
-      <w:proofErr w:type="spellEnd"/>
-      <w:r>
-        <w:rPr>
-          <w:rFonts w:ascii="Times New Roman" w:hAnsi="Times New Roman" w:cs="Times New Roman"/>
-          <w:sz w:val="24"/>
-        </w:rPr>
-        <w:t xml:space="preserve"> Laser </w:t>
-      </w:r>
-      <w:proofErr w:type="spellStart"/>
-      <w:r>
-        <w:rPr>
-          <w:rFonts w:ascii="Times New Roman" w:hAnsi="Times New Roman" w:cs="Times New Roman"/>
-          <w:sz w:val="24"/>
-        </w:rPr>
-        <w:t>Pulses</w:t>
-      </w:r>
-      <w:proofErr w:type="spellEnd"/>
-      <w:r>
-        <w:rPr>
-          <w:rFonts w:ascii="Times New Roman" w:hAnsi="Times New Roman" w:cs="Times New Roman"/>
-          <w:sz w:val="24"/>
-        </w:rPr>
-        <w:t xml:space="preserve"> on a DNA </w:t>
-      </w:r>
-      <w:proofErr w:type="spellStart"/>
-      <w:r>
-        <w:rPr>
-          <w:rFonts w:ascii="Times New Roman" w:hAnsi="Times New Roman" w:cs="Times New Roman"/>
-          <w:sz w:val="24"/>
-        </w:rPr>
-        <w:t>Molecule</w:t>
-      </w:r>
-      <w:proofErr w:type="spellEnd"/>
-      <w:r>
-        <w:rPr>
-          <w:rFonts w:ascii="Times New Roman" w:hAnsi="Times New Roman" w:cs="Times New Roman"/>
-          <w:sz w:val="24"/>
-        </w:rPr>
-        <w:t xml:space="preserve"> </w:t>
-      </w:r>
-      <w:proofErr w:type="spellStart"/>
-      <w:r>
-        <w:rPr>
-          <w:rFonts w:ascii="Times New Roman" w:hAnsi="Times New Roman" w:cs="Times New Roman"/>
-          <w:sz w:val="24"/>
-        </w:rPr>
-        <w:t>during</w:t>
-      </w:r>
-      <w:proofErr w:type="spellEnd"/>
-      <w:r>
-        <w:rPr>
-          <w:rFonts w:ascii="Times New Roman" w:hAnsi="Times New Roman" w:cs="Times New Roman"/>
-          <w:sz w:val="24"/>
-        </w:rPr>
-        <w:t xml:space="preserve"> </w:t>
-      </w:r>
-      <w:proofErr w:type="spellStart"/>
-      <w:r>
-        <w:rPr>
-          <w:rFonts w:ascii="Times New Roman" w:hAnsi="Times New Roman" w:cs="Times New Roman"/>
-          <w:sz w:val="24"/>
-        </w:rPr>
-        <w:t>Its</w:t>
-      </w:r>
-      <w:proofErr w:type="spellEnd"/>
-      <w:r>
-        <w:rPr>
-          <w:rFonts w:ascii="Times New Roman" w:hAnsi="Times New Roman" w:cs="Times New Roman"/>
-          <w:sz w:val="24"/>
-        </w:rPr>
-        <w:t xml:space="preserve"> </w:t>
-      </w:r>
-      <w:proofErr w:type="spellStart"/>
-      <w:r>
-        <w:rPr>
-          <w:rFonts w:ascii="Times New Roman" w:hAnsi="Times New Roman" w:cs="Times New Roman"/>
-          <w:sz w:val="24"/>
-        </w:rPr>
-        <w:t>Nicking</w:t>
-      </w:r>
-      <w:proofErr w:type="spellEnd"/>
-      <w:r>
-        <w:rPr>
-          <w:rFonts w:ascii="Times New Roman" w:hAnsi="Times New Roman" w:cs="Times New Roman"/>
-          <w:sz w:val="24"/>
-        </w:rPr>
-        <w:t xml:space="preserve"> and </w:t>
-      </w:r>
-      <w:proofErr w:type="spellStart"/>
-      <w:r>
-        <w:rPr>
-          <w:rFonts w:ascii="Times New Roman" w:hAnsi="Times New Roman" w:cs="Times New Roman"/>
-          <w:sz w:val="24"/>
-        </w:rPr>
-        <w:t>Bending</w:t>
-      </w:r>
-      <w:proofErr w:type="spellEnd"/>
-      <w:r>
-        <w:rPr>
-          <w:rFonts w:ascii="Times New Roman" w:hAnsi="Times New Roman" w:cs="Times New Roman"/>
-          <w:sz w:val="24"/>
-        </w:rPr>
-        <w:t xml:space="preserve"> // International Journal </w:t>
-      </w:r>
-      <w:proofErr w:type="spellStart"/>
-      <w:r>
-        <w:rPr>
-          <w:rFonts w:ascii="Times New Roman" w:hAnsi="Times New Roman" w:cs="Times New Roman"/>
-          <w:sz w:val="24"/>
-        </w:rPr>
-        <w:t>of</w:t>
-      </w:r>
-      <w:proofErr w:type="spellEnd"/>
-      <w:r>
-        <w:rPr>
-          <w:rFonts w:ascii="Times New Roman" w:hAnsi="Times New Roman" w:cs="Times New Roman"/>
-          <w:sz w:val="24"/>
-        </w:rPr>
-        <w:t xml:space="preserve"> </w:t>
-      </w:r>
-      <w:proofErr w:type="spellStart"/>
-      <w:r>
-        <w:rPr>
-          <w:rFonts w:ascii="Times New Roman" w:hAnsi="Times New Roman" w:cs="Times New Roman"/>
-          <w:sz w:val="24"/>
-        </w:rPr>
-        <w:t>Molecular</w:t>
-      </w:r>
-      <w:proofErr w:type="spellEnd"/>
-      <w:r>
-        <w:rPr>
-          <w:rFonts w:ascii="Times New Roman" w:hAnsi="Times New Roman" w:cs="Times New Roman"/>
-          <w:sz w:val="24"/>
-        </w:rPr>
-        <w:t xml:space="preserve"> Sciences. – 2023. – V. 24. – No. 21. – P. 15574. DOI: 10.3390/ijms242115574 (</w:t>
-      </w:r>
-      <w:proofErr w:type="spellStart"/>
-      <w:r>
-        <w:rPr>
-          <w:rFonts w:ascii="Times New Roman" w:hAnsi="Times New Roman" w:cs="Times New Roman"/>
-          <w:sz w:val="24"/>
-        </w:rPr>
-        <w:t>Импакт</w:t>
-      </w:r>
-      <w:proofErr w:type="spellEnd"/>
-      <w:r>
-        <w:rPr>
-          <w:rFonts w:ascii="Times New Roman" w:hAnsi="Times New Roman" w:cs="Times New Roman"/>
-          <w:sz w:val="24"/>
-        </w:rPr>
-        <w:t xml:space="preserve">-фактор: 6.208; Журнал: Q1, SJR (2025): 1.316, Инд. в: </w:t>
-      </w:r>
-      <w:proofErr w:type="spellStart"/>
-      <w:r>
-        <w:rPr>
-          <w:rFonts w:ascii="Times New Roman" w:hAnsi="Times New Roman" w:cs="Times New Roman"/>
-          <w:sz w:val="24"/>
-        </w:rPr>
-        <w:t>Scopus</w:t>
-      </w:r>
-      <w:proofErr w:type="spellEnd"/>
-      <w:r>
-        <w:rPr>
-          <w:rFonts w:ascii="Times New Roman" w:hAnsi="Times New Roman" w:cs="Times New Roman"/>
-          <w:sz w:val="24"/>
-        </w:rPr>
-        <w:t>)</w:t>
+      <w:r>
+        <w:rPr>
+          <w:rFonts w:ascii="Times New Roman" w:hAnsi="Times New Roman" w:cs="Times New Roman"/>
+          <w:sz w:val="24"/>
+        </w:rPr>
+        <w:t>Makarov D.N., Kharlamova A. Scattering of Attosecond Laser Pulses on a DNA Molecule during Its Nicking and Bending // International Journal of Molecular Sciences. – 2023. – V. 24. – No. 21. – P. 15574. DOI: 10.3390/ijms242115574 (Импакт-фактор: 6.208; Журнал: Q1, SJR (2025): 1.316, Инд. в: Scopus)</w:t>
       </w:r>
     </w:p>
     <w:p>
@@ -3142,133 +1110,12 @@
           <w:sz w:val="24"/>
         </w:rPr>
       </w:pPr>
-      <w:proofErr w:type="spellStart"/>
-      <w:r>
-        <w:rPr>
-          <w:rFonts w:ascii="Times New Roman" w:hAnsi="Times New Roman" w:cs="Times New Roman"/>
-          <w:sz w:val="24"/>
-        </w:rPr>
-        <w:t>Makarov</w:t>
-      </w:r>
-      <w:proofErr w:type="spellEnd"/>
-      <w:r>
-        <w:rPr>
-          <w:rFonts w:ascii="Times New Roman" w:hAnsi="Times New Roman" w:cs="Times New Roman"/>
-          <w:sz w:val="24"/>
-        </w:rPr>
-        <w:t xml:space="preserve"> D., </w:t>
-      </w:r>
-      <w:proofErr w:type="spellStart"/>
-      <w:r>
-        <w:rPr>
-          <w:rFonts w:ascii="Times New Roman" w:hAnsi="Times New Roman" w:cs="Times New Roman"/>
-          <w:sz w:val="24"/>
-        </w:rPr>
-        <w:t>Gusarevich</w:t>
-      </w:r>
-      <w:proofErr w:type="spellEnd"/>
-      <w:r>
-        <w:rPr>
-          <w:rFonts w:ascii="Times New Roman" w:hAnsi="Times New Roman" w:cs="Times New Roman"/>
-          <w:sz w:val="24"/>
-        </w:rPr>
-        <w:t xml:space="preserve"> E., </w:t>
-      </w:r>
-      <w:proofErr w:type="spellStart"/>
-      <w:r>
-        <w:rPr>
-          <w:rFonts w:ascii="Times New Roman" w:hAnsi="Times New Roman" w:cs="Times New Roman"/>
-          <w:sz w:val="24"/>
-        </w:rPr>
-        <w:t>Makarova</w:t>
-      </w:r>
-      <w:proofErr w:type="spellEnd"/>
-      <w:r>
-        <w:rPr>
-          <w:rFonts w:ascii="Times New Roman" w:hAnsi="Times New Roman" w:cs="Times New Roman"/>
-          <w:sz w:val="24"/>
-        </w:rPr>
-        <w:t xml:space="preserve"> K. </w:t>
-      </w:r>
-      <w:proofErr w:type="spellStart"/>
-      <w:r>
-        <w:rPr>
-          <w:rFonts w:ascii="Times New Roman" w:hAnsi="Times New Roman" w:cs="Times New Roman"/>
-          <w:sz w:val="24"/>
-        </w:rPr>
-        <w:t>Nonlinear</w:t>
-      </w:r>
-      <w:proofErr w:type="spellEnd"/>
-      <w:r>
-        <w:rPr>
-          <w:rFonts w:ascii="Times New Roman" w:hAnsi="Times New Roman" w:cs="Times New Roman"/>
-          <w:sz w:val="24"/>
-        </w:rPr>
-        <w:t xml:space="preserve"> </w:t>
-      </w:r>
-      <w:proofErr w:type="spellStart"/>
-      <w:r>
-        <w:rPr>
-          <w:rFonts w:ascii="Times New Roman" w:hAnsi="Times New Roman" w:cs="Times New Roman"/>
-          <w:sz w:val="24"/>
-        </w:rPr>
-        <w:t>Scattering</w:t>
-      </w:r>
-      <w:proofErr w:type="spellEnd"/>
-      <w:r>
-        <w:rPr>
-          <w:rFonts w:ascii="Times New Roman" w:hAnsi="Times New Roman" w:cs="Times New Roman"/>
-          <w:sz w:val="24"/>
-        </w:rPr>
-        <w:t xml:space="preserve"> Matrix in Quantum Optics // </w:t>
-      </w:r>
-      <w:proofErr w:type="spellStart"/>
-      <w:r>
-        <w:rPr>
-          <w:rFonts w:ascii="Times New Roman" w:hAnsi="Times New Roman" w:cs="Times New Roman"/>
-          <w:sz w:val="24"/>
-        </w:rPr>
-        <w:t>Mathematics</w:t>
-      </w:r>
-      <w:proofErr w:type="spellEnd"/>
-      <w:r>
-        <w:rPr>
-          <w:rFonts w:ascii="Times New Roman" w:hAnsi="Times New Roman" w:cs="Times New Roman"/>
-          <w:sz w:val="24"/>
-        </w:rPr>
-        <w:t>. – 2023. – V. 11. – No. 22. – P. 4657. DOI: 10.3390/math11224657 (</w:t>
-      </w:r>
-      <w:proofErr w:type="spellStart"/>
-      <w:r>
-        <w:rPr>
-          <w:rFonts w:ascii="Times New Roman" w:hAnsi="Times New Roman" w:cs="Times New Roman"/>
-          <w:sz w:val="24"/>
-        </w:rPr>
-        <w:t>Импакт</w:t>
-      </w:r>
-      <w:proofErr w:type="spellEnd"/>
-      <w:r>
-        <w:rPr>
-          <w:rFonts w:ascii="Times New Roman" w:hAnsi="Times New Roman" w:cs="Times New Roman"/>
-          <w:sz w:val="24"/>
-        </w:rPr>
-        <w:t xml:space="preserve">-фактор: 2.592; Журнал: Q2, SJR (2025): 0.423, Инд. в: </w:t>
-      </w:r>
-      <w:proofErr w:type="spellStart"/>
-      <w:r>
-        <w:rPr>
-          <w:rFonts w:ascii="Times New Roman" w:hAnsi="Times New Roman" w:cs="Times New Roman"/>
-          <w:sz w:val="24"/>
-        </w:rPr>
-        <w:t>Scopus</w:t>
-      </w:r>
-      <w:proofErr w:type="spellEnd"/>
-      <w:r>
-        <w:rPr>
-          <w:rFonts w:ascii="Times New Roman" w:hAnsi="Times New Roman" w:cs="Times New Roman"/>
-          <w:sz w:val="24"/>
-        </w:rPr>
-        <w:t>)</w:t>
+      <w:r>
+        <w:rPr>
+          <w:rFonts w:ascii="Times New Roman" w:hAnsi="Times New Roman" w:cs="Times New Roman"/>
+          <w:sz w:val="24"/>
+        </w:rPr>
+        <w:t>Makarov D., Gusarevich E., Makarova K. Nonlinear Scattering Matrix in Quantum Optics // Mathematics. – 2023. – V. 11. – No. 22. – P. 4657. DOI: 10.3390/math11224657 (Импакт-фактор: 2.592; Журнал: Q2, SJR (2025): 0.423, Инд. в: Scopus)</w:t>
       </w:r>
     </w:p>
     <w:p>
@@ -3284,181 +1131,12 @@
           <w:sz w:val="24"/>
         </w:rPr>
       </w:pPr>
-      <w:proofErr w:type="spellStart"/>
-      <w:r>
-        <w:rPr>
-          <w:rFonts w:ascii="Times New Roman" w:hAnsi="Times New Roman" w:cs="Times New Roman"/>
-          <w:sz w:val="24"/>
-        </w:rPr>
-        <w:t>Makarov</w:t>
-      </w:r>
-      <w:proofErr w:type="spellEnd"/>
-      <w:r>
-        <w:rPr>
-          <w:rFonts w:ascii="Times New Roman" w:hAnsi="Times New Roman" w:cs="Times New Roman"/>
-          <w:sz w:val="24"/>
-        </w:rPr>
-        <w:t xml:space="preserve"> D. Quantum </w:t>
-      </w:r>
-      <w:proofErr w:type="spellStart"/>
-      <w:r>
-        <w:rPr>
-          <w:rFonts w:ascii="Times New Roman" w:hAnsi="Times New Roman" w:cs="Times New Roman"/>
-          <w:sz w:val="24"/>
-        </w:rPr>
-        <w:t>Theory</w:t>
-      </w:r>
-      <w:proofErr w:type="spellEnd"/>
-      <w:r>
-        <w:rPr>
-          <w:rFonts w:ascii="Times New Roman" w:hAnsi="Times New Roman" w:cs="Times New Roman"/>
-          <w:sz w:val="24"/>
-        </w:rPr>
-        <w:t xml:space="preserve"> </w:t>
-      </w:r>
-      <w:proofErr w:type="spellStart"/>
-      <w:r>
-        <w:rPr>
-          <w:rFonts w:ascii="Times New Roman" w:hAnsi="Times New Roman" w:cs="Times New Roman"/>
-          <w:sz w:val="24"/>
-        </w:rPr>
-        <w:t>of</w:t>
-      </w:r>
-      <w:proofErr w:type="spellEnd"/>
-      <w:r>
-        <w:rPr>
-          <w:rFonts w:ascii="Times New Roman" w:hAnsi="Times New Roman" w:cs="Times New Roman"/>
-          <w:sz w:val="24"/>
-        </w:rPr>
-        <w:t xml:space="preserve"> </w:t>
-      </w:r>
-      <w:proofErr w:type="spellStart"/>
-      <w:r>
-        <w:rPr>
-          <w:rFonts w:ascii="Times New Roman" w:hAnsi="Times New Roman" w:cs="Times New Roman"/>
-          <w:sz w:val="24"/>
-        </w:rPr>
-        <w:t>Scattering</w:t>
-      </w:r>
-      <w:proofErr w:type="spellEnd"/>
-      <w:r>
-        <w:rPr>
-          <w:rFonts w:ascii="Times New Roman" w:hAnsi="Times New Roman" w:cs="Times New Roman"/>
-          <w:sz w:val="24"/>
-        </w:rPr>
-        <w:t xml:space="preserve"> </w:t>
-      </w:r>
-      <w:proofErr w:type="spellStart"/>
-      <w:r>
-        <w:rPr>
-          <w:rFonts w:ascii="Times New Roman" w:hAnsi="Times New Roman" w:cs="Times New Roman"/>
-          <w:sz w:val="24"/>
-        </w:rPr>
-        <w:t>of</w:t>
-      </w:r>
-      <w:proofErr w:type="spellEnd"/>
-      <w:r>
-        <w:rPr>
-          <w:rFonts w:ascii="Times New Roman" w:hAnsi="Times New Roman" w:cs="Times New Roman"/>
-          <w:sz w:val="24"/>
-        </w:rPr>
-        <w:t xml:space="preserve"> </w:t>
-      </w:r>
-      <w:proofErr w:type="spellStart"/>
-      <w:r>
-        <w:rPr>
-          <w:rFonts w:ascii="Times New Roman" w:hAnsi="Times New Roman" w:cs="Times New Roman"/>
-          <w:sz w:val="24"/>
-        </w:rPr>
-        <w:t>Nonclassical</w:t>
-      </w:r>
-      <w:proofErr w:type="spellEnd"/>
-      <w:r>
-        <w:rPr>
-          <w:rFonts w:ascii="Times New Roman" w:hAnsi="Times New Roman" w:cs="Times New Roman"/>
-          <w:sz w:val="24"/>
-        </w:rPr>
-        <w:t xml:space="preserve"> Fields </w:t>
-      </w:r>
-      <w:proofErr w:type="spellStart"/>
-      <w:r>
-        <w:rPr>
-          <w:rFonts w:ascii="Times New Roman" w:hAnsi="Times New Roman" w:cs="Times New Roman"/>
-          <w:sz w:val="24"/>
-        </w:rPr>
-        <w:t>by</w:t>
-      </w:r>
-      <w:proofErr w:type="spellEnd"/>
-      <w:r>
-        <w:rPr>
-          <w:rFonts w:ascii="Times New Roman" w:hAnsi="Times New Roman" w:cs="Times New Roman"/>
-          <w:sz w:val="24"/>
-        </w:rPr>
-        <w:t xml:space="preserve"> Free </w:t>
-      </w:r>
-      <w:proofErr w:type="spellStart"/>
-      <w:r>
-        <w:rPr>
-          <w:rFonts w:ascii="Times New Roman" w:hAnsi="Times New Roman" w:cs="Times New Roman"/>
-          <w:sz w:val="24"/>
-        </w:rPr>
-        <w:t>Electrons</w:t>
-      </w:r>
-      <w:proofErr w:type="spellEnd"/>
-      <w:r>
-        <w:rPr>
-          <w:rFonts w:ascii="Times New Roman" w:hAnsi="Times New Roman" w:cs="Times New Roman"/>
-          <w:sz w:val="24"/>
-        </w:rPr>
-        <w:t xml:space="preserve"> // </w:t>
-      </w:r>
-      <w:proofErr w:type="spellStart"/>
-      <w:r>
-        <w:rPr>
-          <w:rFonts w:ascii="Times New Roman" w:hAnsi="Times New Roman" w:cs="Times New Roman"/>
-          <w:sz w:val="24"/>
-        </w:rPr>
-        <w:t>Mathematics</w:t>
-      </w:r>
-      <w:proofErr w:type="spellEnd"/>
-      <w:r>
-        <w:rPr>
-          <w:rFonts w:ascii="Times New Roman" w:hAnsi="Times New Roman" w:cs="Times New Roman"/>
-          <w:sz w:val="24"/>
-        </w:rPr>
-        <w:t>. – 2023. – V. 11. – No. 9. – P. 2094. DOI: 10.3390/math11092094 (</w:t>
-      </w:r>
-      <w:proofErr w:type="spellStart"/>
-      <w:r>
-        <w:rPr>
-          <w:rFonts w:ascii="Times New Roman" w:hAnsi="Times New Roman" w:cs="Times New Roman"/>
-          <w:sz w:val="24"/>
-        </w:rPr>
-        <w:t>Импакт</w:t>
-      </w:r>
-      <w:proofErr w:type="spellEnd"/>
-      <w:r>
-        <w:rPr>
-          <w:rFonts w:ascii="Times New Roman" w:hAnsi="Times New Roman" w:cs="Times New Roman"/>
-          <w:sz w:val="24"/>
-        </w:rPr>
-        <w:t xml:space="preserve">-фактор: 2.592; Журнал: Q2, SJR (2025): 0.423, Инд. в: </w:t>
-      </w:r>
-      <w:proofErr w:type="spellStart"/>
-      <w:r>
-        <w:rPr>
-          <w:rFonts w:ascii="Times New Roman" w:hAnsi="Times New Roman" w:cs="Times New Roman"/>
-          <w:sz w:val="24"/>
-        </w:rPr>
-        <w:t>Scopus</w:t>
-      </w:r>
-      <w:proofErr w:type="spellEnd"/>
-      <w:r>
-        <w:rPr>
-          <w:rFonts w:ascii="Times New Roman" w:hAnsi="Times New Roman" w:cs="Times New Roman"/>
-          <w:sz w:val="24"/>
-        </w:rPr>
-        <w:t>)</w:t>
+      <w:r>
+        <w:rPr>
+          <w:rFonts w:ascii="Times New Roman" w:hAnsi="Times New Roman" w:cs="Times New Roman"/>
+          <w:sz w:val="24"/>
+        </w:rPr>
+        <w:t>Makarov D. Quantum Theory of Scattering of Nonclassical Fields by Free Electrons // Mathematics. – 2023. – V. 11. – No. 9. – P. 2094. DOI: 10.3390/math11092094 (Импакт-фактор: 2.592; Журнал: Q2, SJR (2025): 0.423, Инд. в: Scopus)</w:t>
       </w:r>
     </w:p>
     <w:p>
@@ -3489,27 +1167,7 @@
           <w:szCs w:val="24"/>
           <w:lang w:eastAsia="ru-RU"/>
         </w:rPr>
-        <w:t xml:space="preserve">Подтверждаю </w:t>
-      </w:r>
-      <w:proofErr w:type="spellStart"/>
-      <w:r>
-        <w:rPr>
-          <w:rFonts w:ascii="Times New Roman" w:eastAsia="Times New Roman" w:hAnsi="Times New Roman" w:cs="Times New Roman"/>
-          <w:sz w:val="24"/>
-          <w:szCs w:val="24"/>
-          <w:lang w:eastAsia="ru-RU"/>
-        </w:rPr>
-        <w:t>неаффилированность</w:t>
-      </w:r>
-      <w:proofErr w:type="spellEnd"/>
-      <w:r>
-        <w:rPr>
-          <w:rFonts w:ascii="Times New Roman" w:eastAsia="Times New Roman" w:hAnsi="Times New Roman" w:cs="Times New Roman"/>
-          <w:sz w:val="24"/>
-          <w:szCs w:val="24"/>
-          <w:lang w:eastAsia="ru-RU"/>
-        </w:rPr>
-        <w:t xml:space="preserve"> с соискателем ученой степени, а именно:</w:t>
+        <w:t>Подтверждаю неаффилированность с соискателем ученой степени, а именно:</w:t>
       </w:r>
     </w:p>
     <w:p>
@@ -4406,22 +2064,8 @@
           <w:szCs w:val="24"/>
           <w:lang w:eastAsia="ru-RU"/>
         </w:rPr>
-        <w:t xml:space="preserve">Макаров </w:t>
-      </w:r>
-      <w:proofErr w:type="gramStart"/>
-      <w:r>
-        <w:rPr>
-          <w:rFonts w:ascii="Times New Roman" w:eastAsia="Times New Roman" w:hAnsi="Times New Roman" w:cs="Times New Roman"/>
-          <w:i/>
-          <w:iCs/>
-          <w:color w:val="000000"/>
-          <w:sz w:val="24"/>
-          <w:szCs w:val="24"/>
-          <w:lang w:eastAsia="ru-RU"/>
-        </w:rPr>
-        <w:t>Д.Н.</w:t>
-      </w:r>
-      <w:proofErr w:type="gramEnd"/>
+        <w:t>Макаров Д.Н.</w:t>
+      </w:r>
     </w:p>
     <w:sectPr>
       <w:pgSz w:w="11906" w:h="16838"/>
